--- a/Docs/Full Stack/Developer Full Stack Alexander Montenegro.docx
+++ b/Docs/Full Stack/Developer Full Stack Alexander Montenegro.docx
@@ -5,9 +5,15 @@
     <w:p>
       <w:pPr>
         <w:pStyle w:val="Ttulo3"/>
-        <w:rPr>
-          <w:sz w:val="44"/>
-          <w:szCs w:val="44"/>
+        <w:spacing w:after="240"/>
+        <w:rPr>
+          <w:b/>
+          <w:bCs/>
+          <w:i/>
+          <w:iCs/>
+          <w:color w:val="C00000"/>
+          <w:sz w:val="48"/>
+          <w:szCs w:val="48"/>
         </w:rPr>
       </w:pPr>
       <w:r>
@@ -17,16 +23,16 @@
           <w:szCs w:val="44"/>
         </w:rPr>
         <w:drawing>
-          <wp:anchor distT="0" distB="0" distL="114300" distR="114300" simplePos="0" relativeHeight="251658240" behindDoc="0" locked="0" layoutInCell="1" allowOverlap="1" wp14:anchorId="45A374C5" wp14:editId="3A6DF980">
+          <wp:anchor distT="0" distB="0" distL="114300" distR="114300" simplePos="0" relativeHeight="251658240" behindDoc="0" locked="0" layoutInCell="1" allowOverlap="1" wp14:anchorId="45A374C5" wp14:editId="6380BD4E">
             <wp:simplePos x="0" y="0"/>
             <wp:positionH relativeFrom="margin">
-              <wp:align>right</wp:align>
+              <wp:posOffset>5722620</wp:posOffset>
             </wp:positionH>
             <wp:positionV relativeFrom="paragraph">
-              <wp:posOffset>0</wp:posOffset>
+              <wp:posOffset>1905</wp:posOffset>
             </wp:positionV>
-            <wp:extent cx="1343660" cy="1343660"/>
-            <wp:effectExtent l="0" t="0" r="8890" b="8890"/>
+            <wp:extent cx="1470660" cy="1470660"/>
+            <wp:effectExtent l="0" t="0" r="0" b="0"/>
             <wp:wrapSquare wrapText="bothSides"/>
             <wp:docPr id="1" name="Imagen 1"/>
             <wp:cNvGraphicFramePr>
@@ -54,7 +60,7 @@
                   <pic:spPr>
                     <a:xfrm>
                       <a:off x="0" y="0"/>
-                      <a:ext cx="1343660" cy="1343660"/>
+                      <a:ext cx="1470660" cy="1470660"/>
                     </a:xfrm>
                     <a:prstGeom prst="rect">
                       <a:avLst/>
@@ -77,19 +83,41 @@
           <w:sz w:val="44"/>
           <w:szCs w:val="44"/>
         </w:rPr>
-        <w:t xml:space="preserve"> Alexander</w:t>
-      </w:r>
-      <w:r>
-        <w:rPr>
-          <w:sz w:val="44"/>
-          <w:szCs w:val="44"/>
-        </w:rPr>
         <w:t xml:space="preserve"> </w:t>
       </w:r>
       <w:r>
         <w:rPr>
-          <w:sz w:val="44"/>
-          <w:szCs w:val="44"/>
+          <w:b/>
+          <w:bCs/>
+          <w:i/>
+          <w:iCs/>
+          <w:color w:val="C00000"/>
+          <w:sz w:val="48"/>
+          <w:szCs w:val="48"/>
+        </w:rPr>
+        <w:t>Alexander</w:t>
+      </w:r>
+      <w:r>
+        <w:rPr>
+          <w:b/>
+          <w:bCs/>
+          <w:i/>
+          <w:iCs/>
+          <w:color w:val="C00000"/>
+          <w:sz w:val="48"/>
+          <w:szCs w:val="48"/>
+        </w:rPr>
+        <w:t xml:space="preserve"> </w:t>
+      </w:r>
+      <w:r>
+        <w:rPr>
+          <w:b/>
+          <w:bCs/>
+          <w:i/>
+          <w:iCs/>
+          <w:color w:val="C00000"/>
+          <w:sz w:val="48"/>
+          <w:szCs w:val="48"/>
         </w:rPr>
         <w:t>Gabriel Montenegro</w:t>
       </w:r>
@@ -97,18 +125,39 @@
     <w:p>
       <w:pPr>
         <w:pStyle w:val="Ttulo4"/>
-      </w:pPr>
-      <w:r>
+        <w:spacing w:after="240"/>
+        <w:rPr>
+          <w:b/>
+          <w:bCs/>
+          <w:color w:val="C00000"/>
+          <w:sz w:val="24"/>
+          <w:szCs w:val="24"/>
+        </w:rPr>
+      </w:pPr>
+      <w:r>
+        <w:rPr>
+          <w:b/>
+          <w:bCs/>
+          <w:color w:val="C00000"/>
+          <w:sz w:val="24"/>
+          <w:szCs w:val="24"/>
+        </w:rPr>
+        <w:tab/>
+      </w:r>
+      <w:r>
+        <w:rPr>
+          <w:b/>
+          <w:bCs/>
+          <w:color w:val="C00000"/>
+          <w:sz w:val="24"/>
+          <w:szCs w:val="24"/>
+        </w:rPr>
         <w:t>Desarrollador Full Stack</w:t>
       </w:r>
     </w:p>
     <w:p>
       <w:pPr>
         <w:widowControl/>
-        <w:numPr>
-          <w:ilvl w:val="0"/>
-          <w:numId w:val="13"/>
-        </w:numPr>
         <w:autoSpaceDE/>
         <w:autoSpaceDN/>
         <w:spacing w:before="100" w:beforeAutospacing="1" w:after="100" w:afterAutospacing="1"/>
@@ -130,8 +179,16 @@
         <w:autoSpaceDE/>
         <w:autoSpaceDN/>
         <w:spacing w:before="100" w:beforeAutospacing="1" w:after="100" w:afterAutospacing="1"/>
-      </w:pPr>
-      <w:r>
+        <w:rPr>
+          <w:b/>
+          <w:bCs/>
+        </w:rPr>
+      </w:pPr>
+      <w:r>
+        <w:rPr>
+          <w:b/>
+          <w:bCs/>
+        </w:rPr>
         <w:t>(+54)1134252407</w:t>
       </w:r>
     </w:p>
@@ -145,10 +202,23 @@
         <w:autoSpaceDE/>
         <w:autoSpaceDN/>
         <w:spacing w:before="100" w:beforeAutospacing="1" w:after="100" w:afterAutospacing="1"/>
-      </w:pPr>
-      <w:r>
-        <w:t>Alexandermontenegro0691@gmail.com</w:t>
-      </w:r>
+        <w:rPr>
+          <w:b/>
+          <w:bCs/>
+        </w:rPr>
+      </w:pPr>
+      <w:hyperlink r:id="rId7" w:history="1">
+        <w:r>
+          <w:rPr>
+            <w:rStyle w:val="Hipervnculo"/>
+            <w:b/>
+            <w:bCs/>
+            <w:color w:val="auto"/>
+            <w:u w:val="none"/>
+          </w:rPr>
+          <w:t>Alexandermontenegro0691@gmail.com</w:t>
+        </w:r>
+      </w:hyperlink>
     </w:p>
     <w:p>
       <w:pPr>
@@ -163,21 +233,15 @@
         <w:rPr>
           <w:b/>
           <w:bCs/>
-          <w:color w:val="E36C0A" w:themeColor="accent6" w:themeShade="BF"/>
-        </w:rPr>
-      </w:pPr>
-      <w:hyperlink r:id="rId7" w:history="1">
-        <w:r>
-          <w:rPr>
-            <w:rStyle w:val="Hipervnculo"/>
-            <w:b/>
-            <w:bCs/>
-            <w:color w:val="E36C0A" w:themeColor="accent6" w:themeShade="BF"/>
-            <w:u w:val="none"/>
-          </w:rPr>
-          <w:t>LinkedIn</w:t>
-        </w:r>
-      </w:hyperlink>
+        </w:rPr>
+      </w:pPr>
+      <w:r>
+        <w:rPr>
+          <w:b/>
+          <w:bCs/>
+        </w:rPr>
+        <w:t>Francisco Álvarez, Buenos Aires, Argentina (GMT-3)</w:t>
+      </w:r>
     </w:p>
     <w:p>
       <w:pPr>
@@ -190,11 +254,9 @@
         <w:autoSpaceDN/>
         <w:spacing w:before="100" w:beforeAutospacing="1" w:after="100" w:afterAutospacing="1"/>
         <w:rPr>
-          <w:rStyle w:val="Hipervnculo"/>
           <w:b/>
           <w:bCs/>
-          <w:color w:val="E36C0A" w:themeColor="accent6" w:themeShade="BF"/>
-          <w:u w:val="none"/>
+          <w:color w:val="C00000"/>
         </w:rPr>
       </w:pPr>
       <w:hyperlink r:id="rId8" w:history="1">
@@ -203,10 +265,10 @@
             <w:rStyle w:val="Hipervnculo"/>
             <w:b/>
             <w:bCs/>
-            <w:color w:val="E36C0A" w:themeColor="accent6" w:themeShade="BF"/>
+            <w:color w:val="C00000"/>
             <w:u w:val="none"/>
           </w:rPr>
-          <w:t>GitHub</w:t>
+          <w:t>LinkedIn</w:t>
         </w:r>
       </w:hyperlink>
     </w:p>
@@ -221,9 +283,11 @@
         <w:autoSpaceDN/>
         <w:spacing w:before="100" w:beforeAutospacing="1" w:after="100" w:afterAutospacing="1"/>
         <w:rPr>
+          <w:rStyle w:val="Hipervnculo"/>
           <w:b/>
           <w:bCs/>
-          <w:color w:val="E36C0A" w:themeColor="accent6" w:themeShade="BF"/>
+          <w:color w:val="C00000"/>
+          <w:u w:val="none"/>
         </w:rPr>
       </w:pPr>
       <w:hyperlink r:id="rId9" w:history="1">
@@ -232,10 +296,10 @@
             <w:rStyle w:val="Hipervnculo"/>
             <w:b/>
             <w:bCs/>
-            <w:color w:val="E36C0A" w:themeColor="accent6" w:themeShade="BF"/>
+            <w:color w:val="C00000"/>
             <w:u w:val="none"/>
           </w:rPr>
-          <w:t>Portafolio</w:t>
+          <w:t>GitHub</w:t>
         </w:r>
       </w:hyperlink>
     </w:p>
@@ -249,13 +313,24 @@
         <w:autoSpaceDE/>
         <w:autoSpaceDN/>
         <w:spacing w:before="100" w:beforeAutospacing="1" w:after="100" w:afterAutospacing="1"/>
-      </w:pPr>
-      <w:r>
-        <w:t>Ubicación: Francisco Álvarez, Buenos Aires, Argentina</w:t>
-      </w:r>
-      <w:r>
-        <w:t xml:space="preserve"> (GMT-3)</w:t>
-      </w:r>
+        <w:rPr>
+          <w:b/>
+          <w:bCs/>
+          <w:color w:val="C00000"/>
+        </w:rPr>
+      </w:pPr>
+      <w:hyperlink r:id="rId10" w:history="1">
+        <w:r>
+          <w:rPr>
+            <w:rStyle w:val="Hipervnculo"/>
+            <w:b/>
+            <w:bCs/>
+            <w:color w:val="C00000"/>
+            <w:u w:val="none"/>
+          </w:rPr>
+          <w:t>Portafolio</w:t>
+        </w:r>
+      </w:hyperlink>
     </w:p>
     <w:p>
       <w:pPr>
@@ -263,14 +338,14 @@
           <w:type w:val="continuous"/>
           <w:pgSz w:w="12240" w:h="15840"/>
           <w:pgMar w:top="560" w:right="440" w:bottom="280" w:left="440" w:header="720" w:footer="720" w:gutter="0"/>
-          <w:cols w:num="2" w:space="720"/>
+          <w:cols w:num="2" w:space="708"/>
         </w:sectPr>
       </w:pPr>
     </w:p>
     <w:p>
       <w:r>
         <w:pict w14:anchorId="04D1EBA6">
-          <v:rect id="_x0000_i1030" style="width:0;height:1.5pt" o:hralign="center" o:hrstd="t" o:hr="t" fillcolor="#a0a0a0" stroked="f"/>
+          <v:rect id="_x0000_i1051" style="width:0;height:1.5pt" o:hralign="center" o:hrstd="t" o:hr="t" fillcolor="#a0a0a0" stroked="f"/>
         </w:pict>
       </w:r>
     </w:p>
@@ -356,7 +431,6 @@
         </w:rPr>
         <w:t xml:space="preserve">, </w:t>
       </w:r>
-      <w:proofErr w:type="gramStart"/>
       <w:r>
         <w:rPr>
           <w:rFonts w:ascii="Times New Roman" w:eastAsia="Times New Roman" w:hAnsi="Times New Roman" w:cs="Times New Roman"/>
@@ -377,7 +451,7 @@
           <w:szCs w:val="24"/>
           <w:lang w:val="es-AR" w:eastAsia="es-AR"/>
         </w:rPr>
-        <w:t xml:space="preserve"> </w:t>
+        <w:t>,</w:t>
       </w:r>
       <w:r>
         <w:rPr>
@@ -388,9 +462,8 @@
           <w:szCs w:val="24"/>
           <w:lang w:val="es-AR" w:eastAsia="es-AR"/>
         </w:rPr>
-        <w:t>,</w:t>
-      </w:r>
-      <w:proofErr w:type="gramEnd"/>
+        <w:t xml:space="preserve"> WordPress</w:t>
+      </w:r>
       <w:r>
         <w:rPr>
           <w:rFonts w:ascii="Times New Roman" w:eastAsia="Times New Roman" w:hAnsi="Times New Roman" w:cs="Times New Roman"/>
@@ -400,7 +473,7 @@
           <w:szCs w:val="24"/>
           <w:lang w:val="es-AR" w:eastAsia="es-AR"/>
         </w:rPr>
-        <w:t xml:space="preserve"> WordPress</w:t>
+        <w:t xml:space="preserve"> y Python</w:t>
       </w:r>
       <w:r>
         <w:rPr>
@@ -411,8 +484,49 @@
           <w:szCs w:val="24"/>
           <w:lang w:val="es-AR" w:eastAsia="es-AR"/>
         </w:rPr>
-        <w:t xml:space="preserve"> y Python</w:t>
-      </w:r>
+        <w:t>.</w:t>
+      </w:r>
+    </w:p>
+    <w:p>
+      <w:pPr>
+        <w:rPr>
+          <w:rFonts w:ascii="Times New Roman" w:eastAsia="Times New Roman" w:hAnsi="Times New Roman" w:cs="Times New Roman"/>
+          <w:sz w:val="24"/>
+          <w:szCs w:val="24"/>
+          <w:lang w:val="es-AR" w:eastAsia="es-AR"/>
+        </w:rPr>
+      </w:pPr>
+    </w:p>
+    <w:p>
+      <w:pPr>
+        <w:rPr>
+          <w:rFonts w:ascii="Times New Roman" w:eastAsia="Times New Roman" w:hAnsi="Times New Roman" w:cs="Times New Roman"/>
+          <w:sz w:val="24"/>
+          <w:szCs w:val="24"/>
+          <w:lang w:val="es-AR" w:eastAsia="es-AR"/>
+        </w:rPr>
+      </w:pPr>
+      <w:r>
+        <w:rPr>
+          <w:rFonts w:ascii="Times New Roman" w:eastAsia="Times New Roman" w:hAnsi="Times New Roman" w:cs="Times New Roman"/>
+          <w:sz w:val="24"/>
+          <w:szCs w:val="24"/>
+          <w:lang w:val="es-AR" w:eastAsia="es-AR"/>
+        </w:rPr>
+        <w:t>A lo largo de mi carrera, he demostrado mi capacidad para diseñar y desarrollar soluciones web robustas y escalables. Mi experiencia abarca desde la construcción de aplicaciones eficientes hasta la mejora continua de procesos tecnológicos, siempre orientado a obtener resultados sobresalientes.</w:t>
+      </w:r>
+    </w:p>
+    <w:p>
+      <w:pPr>
+        <w:rPr>
+          <w:rFonts w:ascii="Times New Roman" w:eastAsia="Times New Roman" w:hAnsi="Times New Roman" w:cs="Times New Roman"/>
+          <w:sz w:val="24"/>
+          <w:szCs w:val="24"/>
+          <w:lang w:val="es-AR" w:eastAsia="es-AR"/>
+        </w:rPr>
+      </w:pPr>
+    </w:p>
+    <w:p>
       <w:r>
         <w:rPr>
           <w:rFonts w:ascii="Times New Roman" w:eastAsia="Times New Roman" w:hAnsi="Times New Roman" w:cs="Times New Roman"/>
@@ -422,69 +536,38 @@
           <w:szCs w:val="24"/>
           <w:lang w:val="es-AR" w:eastAsia="es-AR"/>
         </w:rPr>
-        <w:t>.</w:t>
-      </w:r>
-    </w:p>
-    <w:p>
-      <w:pPr>
+        <w:t>Soy un profesional versátil y orientado a resultados, con habilidades destacadas en resolución de problemas, organización y comunicación efectiva. Mi objetivo es seguir creciendo en el ámbito del desarrollo web y enfrentar nuevos desafíos que me permitan aplicar y expandir mis conocimientos</w:t>
+      </w:r>
+      <w:r>
         <w:rPr>
           <w:rFonts w:ascii="Times New Roman" w:eastAsia="Times New Roman" w:hAnsi="Times New Roman" w:cs="Times New Roman"/>
           <w:sz w:val="24"/>
           <w:szCs w:val="24"/>
           <w:lang w:val="es-AR" w:eastAsia="es-AR"/>
         </w:rPr>
-      </w:pPr>
-    </w:p>
-    <w:p>
-      <w:pPr>
-        <w:rPr>
-          <w:rFonts w:ascii="Times New Roman" w:eastAsia="Times New Roman" w:hAnsi="Times New Roman" w:cs="Times New Roman"/>
-          <w:sz w:val="24"/>
-          <w:szCs w:val="24"/>
-          <w:lang w:val="es-AR" w:eastAsia="es-AR"/>
-        </w:rPr>
-      </w:pPr>
-      <w:r>
-        <w:rPr>
-          <w:rFonts w:ascii="Times New Roman" w:eastAsia="Times New Roman" w:hAnsi="Times New Roman" w:cs="Times New Roman"/>
-          <w:sz w:val="24"/>
-          <w:szCs w:val="24"/>
-          <w:lang w:val="es-AR" w:eastAsia="es-AR"/>
-        </w:rPr>
-        <w:t>A lo largo de mi carrera, he demostrado mi capacidad para diseñar y desarrollar soluciones web robustas y escalables. Mi experiencia abarca desde la construcción de aplicaciones eficientes hasta la mejora continua de procesos tecnológicos, siempre orientado a obtener resultados sobresalientes.</w:t>
-      </w:r>
-    </w:p>
-    <w:p>
-      <w:pPr>
-        <w:rPr>
-          <w:rFonts w:ascii="Times New Roman" w:eastAsia="Times New Roman" w:hAnsi="Times New Roman" w:cs="Times New Roman"/>
-          <w:sz w:val="24"/>
-          <w:szCs w:val="24"/>
-          <w:lang w:val="es-AR" w:eastAsia="es-AR"/>
-        </w:rPr>
-      </w:pPr>
-    </w:p>
-    <w:p>
-      <w:r>
-        <w:rPr>
-          <w:rFonts w:ascii="Times New Roman" w:eastAsia="Times New Roman" w:hAnsi="Times New Roman" w:cs="Times New Roman"/>
-          <w:sz w:val="24"/>
-          <w:szCs w:val="24"/>
-          <w:lang w:val="es-AR" w:eastAsia="es-AR"/>
-        </w:rPr>
-        <w:t>Soy un profesional versátil y orientado a resultados, con habilidades destacadas en resolución de problemas, organización y comunicación efectiva. Mi objetivo es seguir creciendo en el ámbito del desarrollo web y enfrentar nuevos desafíos que me permitan aplicar y expandir mis conocimientos.</w:t>
+        <w:t>.</w:t>
       </w:r>
       <w:r>
         <w:pict w14:anchorId="0449FBC7">
-          <v:rect id="_x0000_i1031" style="width:0;height:1.5pt" o:hralign="center" o:hrstd="t" o:hr="t" fillcolor="#a0a0a0" stroked="f"/>
+          <v:rect id="_x0000_i1046" style="width:0;height:1.5pt" o:hralign="center" o:hrstd="t" o:hr="t" fillcolor="#a0a0a0" stroked="f"/>
         </w:pict>
       </w:r>
     </w:p>
     <w:p>
       <w:pPr>
         <w:pStyle w:val="Ttulo4"/>
-      </w:pPr>
-      <w:r>
+        <w:rPr>
+          <w:b/>
+          <w:bCs/>
+          <w:color w:val="632423" w:themeColor="accent2" w:themeShade="80"/>
+        </w:rPr>
+      </w:pPr>
+      <w:r>
+        <w:rPr>
+          <w:b/>
+          <w:bCs/>
+          <w:color w:val="632423" w:themeColor="accent2" w:themeShade="80"/>
+        </w:rPr>
         <w:t>Experiencia Laboral</w:t>
       </w:r>
     </w:p>
@@ -1003,16 +1086,25 @@
     <w:p>
       <w:r>
         <w:pict w14:anchorId="254CA4D0">
-          <v:rect id="_x0000_i1032" style="width:0;height:1.5pt" o:hralign="center" o:hrstd="t" o:hr="t" fillcolor="#a0a0a0" stroked="f"/>
+          <v:rect id="_x0000_i1044" style="width:0;height:1.5pt" o:hralign="center" o:hrstd="t" o:hr="t" fillcolor="#a0a0a0" stroked="f"/>
         </w:pict>
       </w:r>
     </w:p>
-    <w:p/>
     <w:p>
       <w:pPr>
         <w:pStyle w:val="Ttulo4"/>
-      </w:pPr>
-      <w:r>
+        <w:rPr>
+          <w:b/>
+          <w:bCs/>
+          <w:color w:val="632423" w:themeColor="accent2" w:themeShade="80"/>
+        </w:rPr>
+      </w:pPr>
+      <w:r>
+        <w:rPr>
+          <w:b/>
+          <w:bCs/>
+          <w:color w:val="632423" w:themeColor="accent2" w:themeShade="80"/>
+        </w:rPr>
         <w:t>Proyectos</w:t>
       </w:r>
     </w:p>
@@ -1033,7 +1125,7 @@
           <w:sz w:val="24"/>
           <w:szCs w:val="24"/>
         </w:rPr>
-        <w:t>Erde D&amp;C</w:t>
+        <w:t xml:space="preserve">Sistema de Clasificación de Archivos </w:t>
       </w:r>
     </w:p>
     <w:p>
@@ -1044,51 +1136,20 @@
           <w:numId w:val="28"/>
         </w:numPr>
         <w:rPr>
-          <w:sz w:val="20"/>
-          <w:szCs w:val="20"/>
-        </w:rPr>
-      </w:pPr>
-      <w:r>
-        <w:rPr>
-          <w:sz w:val="20"/>
-          <w:szCs w:val="20"/>
-        </w:rPr>
-        <w:t xml:space="preserve">Desarrollo de apps para </w:t>
-      </w:r>
-      <w:r>
-        <w:rPr>
-          <w:sz w:val="20"/>
-          <w:szCs w:val="20"/>
-        </w:rPr>
-        <w:t>eCommerce</w:t>
-      </w:r>
-      <w:r>
-        <w:rPr>
-          <w:sz w:val="20"/>
-          <w:szCs w:val="20"/>
-        </w:rPr>
-        <w:t xml:space="preserve"> </w:t>
-      </w:r>
-      <w:r>
-        <w:rPr>
-          <w:sz w:val="20"/>
-          <w:szCs w:val="20"/>
-        </w:rPr>
-        <w:t xml:space="preserve">con motivos para ventas de artículos </w:t>
-      </w:r>
-      <w:r>
-        <w:rPr>
-          <w:sz w:val="20"/>
-          <w:szCs w:val="20"/>
-        </w:rPr>
-        <w:t>personalizados y servicios afines</w:t>
-      </w:r>
-      <w:r>
-        <w:rPr>
-          <w:sz w:val="20"/>
-          <w:szCs w:val="20"/>
-        </w:rPr>
-        <w:t>.</w:t>
+          <w:rFonts w:ascii="Roboto" w:hAnsi="Roboto"/>
+          <w:color w:val="131313"/>
+          <w:sz w:val="20"/>
+          <w:szCs w:val="20"/>
+        </w:rPr>
+      </w:pPr>
+      <w:r>
+        <w:rPr>
+          <w:rFonts w:ascii="Roboto" w:hAnsi="Roboto"/>
+          <w:color w:val="131313"/>
+          <w:sz w:val="20"/>
+          <w:szCs w:val="20"/>
+        </w:rPr>
+        <w:t>Desarrollo de una herramienta para organizar y clasificar archivos automáticamente por tipo (documentos, imágenes, videos, etc.).</w:t>
       </w:r>
     </w:p>
     <w:p>
@@ -1098,19 +1159,6 @@
           <w:ilvl w:val="0"/>
           <w:numId w:val="28"/>
         </w:numPr>
-        <w:rPr>
-          <w:sz w:val="20"/>
-          <w:szCs w:val="20"/>
-        </w:rPr>
-      </w:pPr>
-      <w:r>
-        <w:rPr>
-          <w:sz w:val="20"/>
-          <w:szCs w:val="20"/>
-        </w:rPr>
-        <w:t xml:space="preserve">Tecnologías: </w:t>
-      </w:r>
-      <w:r>
         <w:rPr>
           <w:rFonts w:ascii="Roboto" w:hAnsi="Roboto"/>
           <w:b/>
@@ -1121,7 +1169,63 @@
           <w:sz w:val="20"/>
           <w:szCs w:val="20"/>
         </w:rPr>
-        <w:t>HTML, CSS, JavaScript, React, Redux, Node, Express, Sequelize, PostgreSQL, Firebase, Mercado Pago, Claudinary, Render.</w:t>
+      </w:pPr>
+      <w:r>
+        <w:rPr>
+          <w:rFonts w:ascii="Roboto" w:hAnsi="Roboto"/>
+          <w:color w:val="131313"/>
+          <w:sz w:val="20"/>
+          <w:szCs w:val="20"/>
+        </w:rPr>
+        <w:t>Tecnologías</w:t>
+      </w:r>
+      <w:r>
+        <w:rPr>
+          <w:sz w:val="20"/>
+          <w:szCs w:val="20"/>
+        </w:rPr>
+        <w:t>: </w:t>
+      </w:r>
+      <w:r>
+        <w:rPr>
+          <w:rFonts w:ascii="Roboto" w:hAnsi="Roboto"/>
+          <w:b/>
+          <w:bCs/>
+          <w:i/>
+          <w:iCs/>
+          <w:color w:val="131313"/>
+          <w:sz w:val="20"/>
+          <w:szCs w:val="20"/>
+        </w:rPr>
+        <w:t xml:space="preserve">Python, OS Library, </w:t>
+      </w:r>
+      <w:proofErr w:type="spellStart"/>
+      <w:r>
+        <w:rPr>
+          <w:rFonts w:ascii="Roboto" w:hAnsi="Roboto"/>
+          <w:b/>
+          <w:bCs/>
+          <w:i/>
+          <w:iCs/>
+          <w:color w:val="131313"/>
+          <w:sz w:val="20"/>
+          <w:szCs w:val="20"/>
+        </w:rPr>
+        <w:t>Shutil</w:t>
+      </w:r>
+      <w:proofErr w:type="spellEnd"/>
+      <w:r>
+        <w:rPr>
+          <w:rFonts w:ascii="Roboto" w:hAnsi="Roboto"/>
+          <w:b/>
+          <w:bCs/>
+          <w:i/>
+          <w:iCs/>
+          <w:color w:val="131313"/>
+          <w:sz w:val="20"/>
+          <w:szCs w:val="20"/>
+        </w:rPr>
+        <w:t>.</w:t>
       </w:r>
     </w:p>
     <w:p>
@@ -1132,28 +1236,29 @@
           <w:numId w:val="28"/>
         </w:numPr>
         <w:rPr>
+          <w:rStyle w:val="Hipervnculo"/>
+          <w:rFonts w:ascii="Roboto" w:hAnsi="Roboto"/>
           <w:b/>
           <w:bCs/>
           <w:color w:val="E36C0A" w:themeColor="accent6" w:themeShade="BF"/>
           <w:sz w:val="20"/>
           <w:szCs w:val="20"/>
-        </w:rPr>
-      </w:pPr>
-      <w:hyperlink r:id="rId10" w:history="1">
-        <w:r>
-          <w:rPr>
-            <w:rStyle w:val="Hipervnculo"/>
-            <w:rFonts w:ascii="Roboto" w:hAnsi="Roboto"/>
-            <w:b/>
-            <w:bCs/>
-            <w:color w:val="E36C0A" w:themeColor="accent6" w:themeShade="BF"/>
-            <w:sz w:val="20"/>
-            <w:szCs w:val="20"/>
-            <w:u w:val="none"/>
-          </w:rPr>
-          <w:t>Deploy</w:t>
-        </w:r>
-      </w:hyperlink>
+          <w:u w:val="none"/>
+        </w:rPr>
+      </w:pPr>
+      <w:r>
+        <w:rPr>
+          <w:rStyle w:val="Hipervnculo"/>
+          <w:rFonts w:ascii="Roboto" w:hAnsi="Roboto"/>
+          <w:b/>
+          <w:bCs/>
+          <w:color w:val="E36C0A" w:themeColor="accent6" w:themeShade="BF"/>
+          <w:sz w:val="20"/>
+          <w:szCs w:val="20"/>
+          <w:u w:val="none"/>
+        </w:rPr>
+        <w:t>Deploy</w:t>
+      </w:r>
     </w:p>
     <w:p>
       <w:pPr>
@@ -1163,29 +1268,6 @@
           <w:numId w:val="28"/>
         </w:numPr>
         <w:rPr>
-          <w:sz w:val="20"/>
-          <w:szCs w:val="20"/>
-        </w:rPr>
-      </w:pPr>
-      <w:r>
-        <w:rPr>
-          <w:rFonts w:ascii="Roboto" w:hAnsi="Roboto"/>
-          <w:color w:val="131313"/>
-          <w:sz w:val="20"/>
-          <w:szCs w:val="20"/>
-        </w:rPr>
-        <w:t>Las principales funciones son:</w:t>
-      </w:r>
-    </w:p>
-    <w:p>
-      <w:pPr>
-        <w:pStyle w:val="Prrafodelista"/>
-        <w:numPr>
-          <w:ilvl w:val="0"/>
-          <w:numId w:val="26"/>
-        </w:numPr>
-        <w:rPr>
-          <w:rStyle w:val="Textoennegrita"/>
           <w:sz w:val="20"/>
           <w:szCs w:val="20"/>
         </w:rPr>
@@ -1196,143 +1278,100 @@
           <w:cols w:space="720"/>
         </w:sectPr>
       </w:pPr>
-    </w:p>
-    <w:p>
-      <w:pPr>
-        <w:pStyle w:val="Prrafodelista"/>
+      <w:r>
+        <w:rPr>
+          <w:sz w:val="20"/>
+          <w:szCs w:val="20"/>
+        </w:rPr>
+        <w:t>Las principales funciones son</w:t>
+      </w:r>
+      <w:r>
+        <w:rPr>
+          <w:sz w:val="20"/>
+          <w:szCs w:val="20"/>
+        </w:rPr>
+        <w:t xml:space="preserve">: </w:t>
+      </w:r>
+    </w:p>
+    <w:p>
+      <w:pPr>
+        <w:pStyle w:val="Sinespaciado"/>
         <w:numPr>
           <w:ilvl w:val="0"/>
-          <w:numId w:val="26"/>
+          <w:numId w:val="38"/>
         </w:numPr>
         <w:rPr>
-          <w:rStyle w:val="Textoennegrita"/>
-          <w:sz w:val="20"/>
-          <w:szCs w:val="20"/>
-        </w:rPr>
-      </w:pPr>
-      <w:r>
-        <w:rPr>
-          <w:rStyle w:val="Textoennegrita"/>
-          <w:sz w:val="20"/>
-          <w:szCs w:val="20"/>
-        </w:rPr>
-        <w:t>Autenticación local y de terceros</w:t>
-      </w:r>
-    </w:p>
-    <w:p>
-      <w:pPr>
-        <w:pStyle w:val="Prrafodelista"/>
+          <w:b/>
+          <w:bCs/>
+          <w:sz w:val="20"/>
+          <w:szCs w:val="20"/>
+        </w:rPr>
+      </w:pPr>
+      <w:r>
+        <w:rPr>
+          <w:b/>
+          <w:bCs/>
+          <w:sz w:val="20"/>
+          <w:szCs w:val="20"/>
+        </w:rPr>
+        <w:t xml:space="preserve">detección de extensiones, </w:t>
+      </w:r>
+    </w:p>
+    <w:p>
+      <w:pPr>
+        <w:pStyle w:val="Sinespaciado"/>
         <w:numPr>
           <w:ilvl w:val="0"/>
-          <w:numId w:val="26"/>
+          <w:numId w:val="38"/>
         </w:numPr>
         <w:rPr>
-          <w:rStyle w:val="Textoennegrita"/>
-          <w:sz w:val="20"/>
-          <w:szCs w:val="20"/>
-        </w:rPr>
-      </w:pPr>
-      <w:r>
-        <w:rPr>
-          <w:rStyle w:val="Textoennegrita"/>
-          <w:sz w:val="20"/>
-          <w:szCs w:val="20"/>
-        </w:rPr>
-        <w:t xml:space="preserve">Pasarela de pago </w:t>
-      </w:r>
-    </w:p>
-    <w:p>
-      <w:pPr>
-        <w:pStyle w:val="Prrafodelista"/>
+          <w:b/>
+          <w:bCs/>
+          <w:sz w:val="20"/>
+          <w:szCs w:val="20"/>
+        </w:rPr>
+      </w:pPr>
+      <w:r>
+        <w:rPr>
+          <w:b/>
+          <w:bCs/>
+          <w:sz w:val="20"/>
+          <w:szCs w:val="20"/>
+        </w:rPr>
+        <w:t>movilidad de archivos a carpetas</w:t>
+      </w:r>
+      <w:r>
+        <w:rPr>
+          <w:b/>
+          <w:bCs/>
+          <w:sz w:val="20"/>
+          <w:szCs w:val="20"/>
+        </w:rPr>
+        <w:t xml:space="preserve"> </w:t>
+      </w:r>
+      <w:r>
+        <w:rPr>
+          <w:b/>
+          <w:bCs/>
+          <w:sz w:val="20"/>
+          <w:szCs w:val="20"/>
+        </w:rPr>
+        <w:t xml:space="preserve">específicas, </w:t>
+      </w:r>
+    </w:p>
+    <w:p>
+      <w:pPr>
+        <w:pStyle w:val="Sinespaciado"/>
         <w:numPr>
           <w:ilvl w:val="0"/>
-          <w:numId w:val="26"/>
+          <w:numId w:val="38"/>
         </w:numPr>
         <w:rPr>
-          <w:rStyle w:val="Textoennegrita"/>
-          <w:sz w:val="20"/>
-          <w:szCs w:val="20"/>
-        </w:rPr>
-      </w:pPr>
-      <w:r>
-        <w:rPr>
-          <w:rStyle w:val="Textoennegrita"/>
-          <w:sz w:val="20"/>
-          <w:szCs w:val="20"/>
-        </w:rPr>
-        <w:t xml:space="preserve">Sistema de filtros </w:t>
-      </w:r>
-    </w:p>
-    <w:p>
-      <w:pPr>
-        <w:pStyle w:val="Prrafodelista"/>
-        <w:numPr>
-          <w:ilvl w:val="0"/>
-          <w:numId w:val="26"/>
-        </w:numPr>
-        <w:rPr>
-          <w:rStyle w:val="Textoennegrita"/>
-          <w:sz w:val="20"/>
-          <w:szCs w:val="20"/>
-        </w:rPr>
-      </w:pPr>
-      <w:r>
-        <w:rPr>
-          <w:rStyle w:val="Textoennegrita"/>
-          <w:sz w:val="20"/>
-          <w:szCs w:val="20"/>
-        </w:rPr>
-        <w:t>Almacenamiento de Imágenes en la Nube</w:t>
-      </w:r>
-    </w:p>
-    <w:p>
-      <w:pPr>
-        <w:pStyle w:val="Prrafodelista"/>
-        <w:numPr>
-          <w:ilvl w:val="0"/>
-          <w:numId w:val="26"/>
-        </w:numPr>
-        <w:rPr>
-          <w:rFonts w:ascii="Roboto" w:hAnsi="Roboto"/>
-          <w:color w:val="131313"/>
-          <w:sz w:val="20"/>
-          <w:szCs w:val="20"/>
-        </w:rPr>
-      </w:pPr>
-      <w:r>
-        <w:rPr>
-          <w:rStyle w:val="Textoennegrita"/>
-          <w:sz w:val="20"/>
-          <w:szCs w:val="20"/>
-        </w:rPr>
-        <w:t xml:space="preserve">Carrito de Compras </w:t>
-      </w:r>
-    </w:p>
-    <w:p>
-      <w:pPr>
-        <w:pStyle w:val="Prrafodelista"/>
-        <w:numPr>
-          <w:ilvl w:val="0"/>
-          <w:numId w:val="26"/>
-        </w:numPr>
-        <w:rPr>
-          <w:rFonts w:ascii="Roboto" w:hAnsi="Roboto"/>
-          <w:color w:val="131313"/>
-          <w:sz w:val="20"/>
-          <w:szCs w:val="20"/>
-        </w:rPr>
-      </w:pPr>
-      <w:r>
-        <w:rPr>
-          <w:rStyle w:val="Textoennegrita"/>
-          <w:sz w:val="20"/>
-          <w:szCs w:val="20"/>
-        </w:rPr>
-        <w:t>Gestión Administrativa</w:t>
-      </w:r>
-    </w:p>
-    <w:p>
-      <w:pPr>
+          <w:b/>
+          <w:bCs/>
+          <w:sz w:val="20"/>
+          <w:szCs w:val="20"/>
+        </w:rPr>
         <w:sectPr>
           <w:type w:val="continuous"/>
           <w:pgSz w:w="12240" w:h="15840"/>
@@ -1340,10 +1379,16 @@
           <w:cols w:num="2" w:space="720"/>
         </w:sectPr>
       </w:pPr>
-    </w:p>
-    <w:p/>
-    <w:p/>
-    <w:p/>
+      <w:r>
+        <w:rPr>
+          <w:b/>
+          <w:bCs/>
+          <w:sz w:val="20"/>
+          <w:szCs w:val="20"/>
+        </w:rPr>
+        <w:t>interfaz de línea de comandos (CLI).</w:t>
+      </w:r>
+    </w:p>
     <w:p>
       <w:pPr>
         <w:rPr>
@@ -1353,15 +1398,24 @@
           <w:szCs w:val="24"/>
         </w:rPr>
       </w:pPr>
-      <w:r>
+    </w:p>
+    <w:p>
+      <w:pPr>
         <w:rPr>
           <w:b/>
           <w:bCs/>
           <w:sz w:val="24"/>
           <w:szCs w:val="24"/>
         </w:rPr>
-        <w:lastRenderedPageBreak/>
-        <w:t>PF-Campeones del Mundo</w:t>
+      </w:pPr>
+      <w:r>
+        <w:rPr>
+          <w:b/>
+          <w:bCs/>
+          <w:sz w:val="24"/>
+          <w:szCs w:val="24"/>
+        </w:rPr>
+        <w:t>Erde D&amp;C</w:t>
       </w:r>
     </w:p>
     <w:p>
@@ -1402,7 +1456,21 @@
           <w:sz w:val="20"/>
           <w:szCs w:val="20"/>
         </w:rPr>
-        <w:t>con motivos para ventas de artículos deportivos.</w:t>
+        <w:t xml:space="preserve">con motivos para ventas de artículos </w:t>
+      </w:r>
+      <w:r>
+        <w:rPr>
+          <w:sz w:val="20"/>
+          <w:szCs w:val="20"/>
+        </w:rPr>
+        <w:t>personalizados y servicios afines</w:t>
+      </w:r>
+      <w:r>
+        <w:rPr>
+          <w:sz w:val="20"/>
+          <w:szCs w:val="20"/>
+        </w:rPr>
+        <w:t>.</w:t>
       </w:r>
     </w:p>
     <w:p>
@@ -1422,14 +1490,7 @@
           <w:sz w:val="20"/>
           <w:szCs w:val="20"/>
         </w:rPr>
-        <w:t>Tecnologías</w:t>
-      </w:r>
-      <w:r>
-        <w:rPr>
-          <w:sz w:val="20"/>
-          <w:szCs w:val="20"/>
-        </w:rPr>
-        <w:t xml:space="preserve">: </w:t>
+        <w:t xml:space="preserve">Tecnologías: </w:t>
       </w:r>
       <w:r>
         <w:rPr>
@@ -1442,7 +1503,21 @@
           <w:sz w:val="20"/>
           <w:szCs w:val="20"/>
         </w:rPr>
-        <w:t>HTML, CSS, Java Script, React, Redux, Node, Express, Sequelize, PostgreSQL, Firebase, Mercado Pago, Claudinary, Socket.io, Nodemailer, Render.</w:t>
+        <w:t xml:space="preserve">HTML, CSS, JavaScript, React, Redux, Node, Express, Sequelize, PostgreSQL, Firebase, Mercado </w:t>
+      </w:r>
+      <w:r>
+        <w:rPr>
+          <w:rFonts w:ascii="Roboto" w:hAnsi="Roboto"/>
+          <w:b/>
+          <w:bCs/>
+          <w:i/>
+          <w:iCs/>
+          <w:color w:val="131313"/>
+          <w:sz w:val="20"/>
+          <w:szCs w:val="20"/>
+        </w:rPr>
+        <w:lastRenderedPageBreak/>
+        <w:t>Pago, Claudinary, Render.</w:t>
       </w:r>
     </w:p>
     <w:p>
@@ -1537,23 +1612,7 @@
           <w:sz w:val="20"/>
           <w:szCs w:val="20"/>
         </w:rPr>
-        <w:t>Autenticación</w:t>
-      </w:r>
-      <w:r>
-        <w:rPr>
-          <w:rStyle w:val="Textoennegrita"/>
-          <w:sz w:val="20"/>
-          <w:szCs w:val="20"/>
-        </w:rPr>
-        <w:t xml:space="preserve"> </w:t>
-      </w:r>
-      <w:r>
-        <w:rPr>
-          <w:rStyle w:val="Textoennegrita"/>
-          <w:sz w:val="20"/>
-          <w:szCs w:val="20"/>
-        </w:rPr>
-        <w:t>local y de terceros</w:t>
+        <w:t>Autenticación local y de terceros</w:t>
       </w:r>
     </w:p>
     <w:p>
@@ -1642,7 +1701,7 @@
           <w:sz w:val="20"/>
           <w:szCs w:val="20"/>
         </w:rPr>
-        <w:t>Carrito de Compras Persistente</w:t>
+        <w:t xml:space="preserve">Carrito de Compras </w:t>
       </w:r>
     </w:p>
     <w:p>
@@ -1670,33 +1729,6 @@
     </w:p>
     <w:p>
       <w:pPr>
-        <w:pStyle w:val="Prrafodelista"/>
-        <w:numPr>
-          <w:ilvl w:val="0"/>
-          <w:numId w:val="26"/>
-        </w:numPr>
-        <w:rPr>
-          <w:rFonts w:ascii="Roboto" w:hAnsi="Roboto"/>
-          <w:color w:val="131313"/>
-          <w:sz w:val="20"/>
-          <w:szCs w:val="20"/>
-        </w:rPr>
-      </w:pPr>
-      <w:r>
-        <w:rPr>
-          <w:rStyle w:val="Textoennegrita"/>
-          <w:sz w:val="20"/>
-          <w:szCs w:val="20"/>
-        </w:rPr>
-        <w:t>Notificaciones en Tiempo Real y Vía Email</w:t>
-      </w:r>
-    </w:p>
-    <w:p>
-      <w:pPr>
-        <w:rPr>
-          <w:sz w:val="20"/>
-          <w:szCs w:val="20"/>
-        </w:rPr>
         <w:sectPr>
           <w:type w:val="continuous"/>
           <w:pgSz w:w="12240" w:h="15840"/>
@@ -1705,22 +1737,7 @@
         </w:sectPr>
       </w:pPr>
     </w:p>
-    <w:p>
-      <w:pPr>
-        <w:rPr>
-          <w:sz w:val="20"/>
-          <w:szCs w:val="20"/>
-        </w:rPr>
-      </w:pPr>
-    </w:p>
-    <w:p>
-      <w:pPr>
-        <w:rPr>
-          <w:sz w:val="20"/>
-          <w:szCs w:val="20"/>
-        </w:rPr>
-      </w:pPr>
-    </w:p>
+    <w:p/>
     <w:p>
       <w:pPr>
         <w:rPr>
@@ -1737,7 +1754,7 @@
           <w:sz w:val="24"/>
           <w:szCs w:val="24"/>
         </w:rPr>
-        <w:t xml:space="preserve">PI-Countries  </w:t>
+        <w:t>PF-Campeones del Mundo</w:t>
       </w:r>
     </w:p>
     <w:p>
@@ -1745,7 +1762,7 @@
         <w:pStyle w:val="Prrafodelista"/>
         <w:numPr>
           <w:ilvl w:val="0"/>
-          <w:numId w:val="25"/>
+          <w:numId w:val="28"/>
         </w:numPr>
         <w:rPr>
           <w:sz w:val="20"/>
@@ -1754,30 +1771,31 @@
       </w:pPr>
       <w:r>
         <w:rPr>
-          <w:rFonts w:ascii="Roboto" w:hAnsi="Roboto"/>
-          <w:color w:val="131313"/>
-          <w:sz w:val="20"/>
-          <w:szCs w:val="20"/>
-        </w:rPr>
-        <w:t xml:space="preserve">Desarrollo de apps para turismo donde se muestra los países con </w:t>
-      </w:r>
-      <w:r>
-        <w:rPr>
-          <w:rFonts w:ascii="Roboto" w:hAnsi="Roboto"/>
-          <w:color w:val="131313"/>
-          <w:sz w:val="20"/>
-          <w:szCs w:val="20"/>
-        </w:rPr>
-        <w:t xml:space="preserve">detalles y </w:t>
-      </w:r>
-      <w:r>
-        <w:rPr>
-          <w:rFonts w:ascii="Roboto" w:hAnsi="Roboto"/>
-          <w:color w:val="131313"/>
-          <w:sz w:val="20"/>
-          <w:szCs w:val="20"/>
-        </w:rPr>
-        <w:t>actividades principales.</w:t>
+          <w:sz w:val="20"/>
+          <w:szCs w:val="20"/>
+        </w:rPr>
+        <w:t xml:space="preserve">Desarrollo de apps para </w:t>
+      </w:r>
+      <w:r>
+        <w:rPr>
+          <w:sz w:val="20"/>
+          <w:szCs w:val="20"/>
+        </w:rPr>
+        <w:t>eCommerce</w:t>
+      </w:r>
+      <w:r>
+        <w:rPr>
+          <w:sz w:val="20"/>
+          <w:szCs w:val="20"/>
+        </w:rPr>
+        <w:t xml:space="preserve"> </w:t>
+      </w:r>
+      <w:r>
+        <w:rPr>
+          <w:sz w:val="20"/>
+          <w:szCs w:val="20"/>
+        </w:rPr>
+        <w:t>con motivos para ventas de artículos deportivos.</w:t>
       </w:r>
     </w:p>
     <w:p>
@@ -1785,25 +1803,26 @@
         <w:pStyle w:val="Prrafodelista"/>
         <w:numPr>
           <w:ilvl w:val="0"/>
-          <w:numId w:val="25"/>
+          <w:numId w:val="28"/>
         </w:numPr>
         <w:rPr>
-          <w:b/>
-          <w:bCs/>
-          <w:i/>
-          <w:iCs/>
-          <w:sz w:val="20"/>
-          <w:szCs w:val="20"/>
-        </w:rPr>
-      </w:pPr>
-      <w:r>
-        <w:rPr>
-          <w:rFonts w:ascii="Roboto" w:hAnsi="Roboto"/>
-          <w:color w:val="131313"/>
-          <w:sz w:val="20"/>
-          <w:szCs w:val="20"/>
-        </w:rPr>
-        <w:t xml:space="preserve">Tecnologías: </w:t>
+          <w:sz w:val="20"/>
+          <w:szCs w:val="20"/>
+        </w:rPr>
+      </w:pPr>
+      <w:r>
+        <w:rPr>
+          <w:sz w:val="20"/>
+          <w:szCs w:val="20"/>
+        </w:rPr>
+        <w:t>Tecnologías</w:t>
+      </w:r>
+      <w:r>
+        <w:rPr>
+          <w:sz w:val="20"/>
+          <w:szCs w:val="20"/>
+        </w:rPr>
+        <w:t xml:space="preserve">: </w:t>
       </w:r>
       <w:r>
         <w:rPr>
@@ -1816,7 +1835,7 @@
           <w:sz w:val="20"/>
           <w:szCs w:val="20"/>
         </w:rPr>
-        <w:t>HTML, CSS, Java Script, React, Redux, Node, Express, Sequelize, PostgreSQL, Render.</w:t>
+        <w:t>HTML, CSS, Java Script, React, Redux, Node, Express, Sequelize, PostgreSQL, Firebase, Mercado Pago, Claudinary, Socket.io, Nodemailer, Render.</w:t>
       </w:r>
     </w:p>
     <w:p>
@@ -1824,7 +1843,7 @@
         <w:pStyle w:val="Prrafodelista"/>
         <w:numPr>
           <w:ilvl w:val="0"/>
-          <w:numId w:val="25"/>
+          <w:numId w:val="28"/>
         </w:numPr>
         <w:rPr>
           <w:b/>
@@ -1855,7 +1874,7 @@
         <w:pStyle w:val="Prrafodelista"/>
         <w:numPr>
           <w:ilvl w:val="0"/>
-          <w:numId w:val="25"/>
+          <w:numId w:val="28"/>
         </w:numPr>
         <w:rPr>
           <w:sz w:val="20"/>
@@ -1869,7 +1888,7 @@
           <w:sz w:val="20"/>
           <w:szCs w:val="20"/>
         </w:rPr>
-        <w:t xml:space="preserve">Las principales funciones son: </w:t>
+        <w:t>Las principales funciones son:</w:t>
       </w:r>
     </w:p>
     <w:p>
@@ -1911,7 +1930,23 @@
           <w:sz w:val="20"/>
           <w:szCs w:val="20"/>
         </w:rPr>
-        <w:t xml:space="preserve">Filtrar los países por Continentes. </w:t>
+        <w:t>Autenticación</w:t>
+      </w:r>
+      <w:r>
+        <w:rPr>
+          <w:rStyle w:val="Textoennegrita"/>
+          <w:sz w:val="20"/>
+          <w:szCs w:val="20"/>
+        </w:rPr>
+        <w:t xml:space="preserve"> </w:t>
+      </w:r>
+      <w:r>
+        <w:rPr>
+          <w:rStyle w:val="Textoennegrita"/>
+          <w:sz w:val="20"/>
+          <w:szCs w:val="20"/>
+        </w:rPr>
+        <w:t>local y de terceros</w:t>
       </w:r>
     </w:p>
     <w:p>
@@ -1933,7 +1968,7 @@
           <w:sz w:val="20"/>
           <w:szCs w:val="20"/>
         </w:rPr>
-        <w:t xml:space="preserve">Filtrar los países por Actividades turísticas. </w:t>
+        <w:t xml:space="preserve">Pasarela de pago </w:t>
       </w:r>
     </w:p>
     <w:p>
@@ -1955,7 +1990,7 @@
           <w:sz w:val="20"/>
           <w:szCs w:val="20"/>
         </w:rPr>
-        <w:t xml:space="preserve">Tener la posibilidad de combinar ambos filtros. </w:t>
+        <w:t xml:space="preserve">Sistema de filtros </w:t>
       </w:r>
     </w:p>
     <w:p>
@@ -1977,7 +2012,7 @@
           <w:sz w:val="20"/>
           <w:szCs w:val="20"/>
         </w:rPr>
-        <w:t xml:space="preserve">Ordenar alfabéticamente, o por cantidad de población. </w:t>
+        <w:t>Almacenamiento de Imágenes en la Nube</w:t>
       </w:r>
     </w:p>
     <w:p>
@@ -1988,18 +2023,19 @@
           <w:numId w:val="26"/>
         </w:numPr>
         <w:rPr>
+          <w:rFonts w:ascii="Roboto" w:hAnsi="Roboto"/>
+          <w:color w:val="131313"/>
+          <w:sz w:val="20"/>
+          <w:szCs w:val="20"/>
+        </w:rPr>
+      </w:pPr>
+      <w:r>
+        <w:rPr>
           <w:rStyle w:val="Textoennegrita"/>
           <w:sz w:val="20"/>
           <w:szCs w:val="20"/>
         </w:rPr>
-      </w:pPr>
-      <w:r>
-        <w:rPr>
-          <w:rStyle w:val="Textoennegrita"/>
-          <w:sz w:val="20"/>
-          <w:szCs w:val="20"/>
-        </w:rPr>
-        <w:t xml:space="preserve">Buscar lo países por Nombre, pudiendo buscar dentro de los países previamente filtrados. </w:t>
+        <w:t>Carrito de Compras Persistente</w:t>
       </w:r>
     </w:p>
     <w:p>
@@ -2010,10 +2046,34 @@
           <w:numId w:val="26"/>
         </w:numPr>
         <w:rPr>
+          <w:rFonts w:ascii="Roboto" w:hAnsi="Roboto"/>
+          <w:color w:val="131313"/>
+          <w:sz w:val="20"/>
+          <w:szCs w:val="20"/>
+        </w:rPr>
+      </w:pPr>
+      <w:r>
+        <w:rPr>
           <w:rStyle w:val="Textoennegrita"/>
           <w:sz w:val="20"/>
           <w:szCs w:val="20"/>
         </w:rPr>
+        <w:t>Gestión Administrativa</w:t>
+      </w:r>
+    </w:p>
+    <w:p>
+      <w:pPr>
+        <w:pStyle w:val="Prrafodelista"/>
+        <w:numPr>
+          <w:ilvl w:val="0"/>
+          <w:numId w:val="26"/>
+        </w:numPr>
+        <w:rPr>
+          <w:rFonts w:ascii="Roboto" w:hAnsi="Roboto"/>
+          <w:color w:val="131313"/>
+          <w:sz w:val="20"/>
+          <w:szCs w:val="20"/>
+        </w:rPr>
       </w:pPr>
       <w:r>
         <w:rPr>
@@ -2021,11 +2081,15 @@
           <w:sz w:val="20"/>
           <w:szCs w:val="20"/>
         </w:rPr>
-        <w:t>Crear nuevas actividades turísticas, y poder borrarlas.</w:t>
-      </w:r>
-    </w:p>
-    <w:p>
-      <w:pPr>
+        <w:t>Notificaciones en Tiempo Real y Vía Email</w:t>
+      </w:r>
+    </w:p>
+    <w:p>
+      <w:pPr>
+        <w:rPr>
+          <w:sz w:val="20"/>
+          <w:szCs w:val="20"/>
+        </w:rPr>
         <w:sectPr>
           <w:type w:val="continuous"/>
           <w:pgSz w:w="12240" w:h="15840"/>
@@ -2034,8 +2098,14 @@
         </w:sectPr>
       </w:pPr>
     </w:p>
-    <w:p/>
-    <w:p/>
+    <w:p>
+      <w:pPr>
+        <w:rPr>
+          <w:sz w:val="20"/>
+          <w:szCs w:val="20"/>
+        </w:rPr>
+      </w:pPr>
+    </w:p>
     <w:p>
       <w:pPr>
         <w:rPr>
@@ -2052,7 +2122,7 @@
           <w:sz w:val="24"/>
           <w:szCs w:val="24"/>
         </w:rPr>
-        <w:t>Chat-Socket.io</w:t>
+        <w:t xml:space="preserve">PI-Countries  </w:t>
       </w:r>
     </w:p>
     <w:p>
@@ -2063,12 +2133,19 @@
           <w:numId w:val="25"/>
         </w:numPr>
         <w:rPr>
+          <w:sz w:val="20"/>
+          <w:szCs w:val="20"/>
+        </w:rPr>
+      </w:pPr>
+      <w:r>
+        <w:rPr>
           <w:rFonts w:ascii="Roboto" w:hAnsi="Roboto"/>
           <w:color w:val="131313"/>
           <w:sz w:val="20"/>
           <w:szCs w:val="20"/>
         </w:rPr>
-      </w:pPr>
+        <w:t xml:space="preserve">Desarrollo de apps para turismo donde se muestra los países con </w:t>
+      </w:r>
       <w:r>
         <w:rPr>
           <w:rFonts w:ascii="Roboto" w:hAnsi="Roboto"/>
@@ -2076,7 +2153,16 @@
           <w:sz w:val="20"/>
           <w:szCs w:val="20"/>
         </w:rPr>
-        <w:t>Desarrollo de apps para salas de chat en tiempo real con posibilidad de crear salas privadas o publicas</w:t>
+        <w:t xml:space="preserve">detalles y </w:t>
+      </w:r>
+      <w:r>
+        <w:rPr>
+          <w:rFonts w:ascii="Roboto" w:hAnsi="Roboto"/>
+          <w:color w:val="131313"/>
+          <w:sz w:val="20"/>
+          <w:szCs w:val="20"/>
+        </w:rPr>
+        <w:t>actividades principales.</w:t>
       </w:r>
     </w:p>
     <w:p>
@@ -2087,29 +2173,22 @@
           <w:numId w:val="25"/>
         </w:numPr>
         <w:rPr>
+          <w:b/>
+          <w:bCs/>
+          <w:i/>
+          <w:iCs/>
+          <w:sz w:val="20"/>
+          <w:szCs w:val="20"/>
+        </w:rPr>
+      </w:pPr>
+      <w:r>
+        <w:rPr>
           <w:rFonts w:ascii="Roboto" w:hAnsi="Roboto"/>
           <w:color w:val="131313"/>
           <w:sz w:val="20"/>
           <w:szCs w:val="20"/>
         </w:rPr>
-      </w:pPr>
-      <w:r>
-        <w:rPr>
-          <w:rFonts w:ascii="Roboto" w:hAnsi="Roboto"/>
-          <w:color w:val="131313"/>
-          <w:sz w:val="20"/>
-          <w:szCs w:val="20"/>
-        </w:rPr>
-        <w:t>Tecnologías</w:t>
-      </w:r>
-      <w:r>
-        <w:rPr>
-          <w:rFonts w:ascii="Roboto" w:hAnsi="Roboto"/>
-          <w:color w:val="131313"/>
-          <w:sz w:val="20"/>
-          <w:szCs w:val="20"/>
-        </w:rPr>
-        <w:t xml:space="preserve">: </w:t>
+        <w:t xml:space="preserve">Tecnologías: </w:t>
       </w:r>
       <w:r>
         <w:rPr>
@@ -2122,46 +2201,7 @@
           <w:sz w:val="20"/>
           <w:szCs w:val="20"/>
         </w:rPr>
-        <w:t>HTML, CSS, Boostrap</w:t>
-      </w:r>
-      <w:r>
-        <w:rPr>
-          <w:rFonts w:ascii="Roboto" w:hAnsi="Roboto"/>
-          <w:b/>
-          <w:bCs/>
-          <w:i/>
-          <w:iCs/>
-          <w:color w:val="131313"/>
-          <w:sz w:val="20"/>
-          <w:szCs w:val="20"/>
-        </w:rPr>
-        <w:t>, JavaScript,</w:t>
-      </w:r>
-      <w:r>
-        <w:rPr>
-          <w:rFonts w:ascii="Roboto" w:hAnsi="Roboto"/>
-          <w:b/>
-          <w:bCs/>
-          <w:i/>
-          <w:iCs/>
-          <w:color w:val="131313"/>
-          <w:sz w:val="20"/>
-          <w:szCs w:val="20"/>
-        </w:rPr>
-        <w:t xml:space="preserve"> Socket.io, Exprees</w:t>
-      </w:r>
-      <w:r>
-        <w:rPr>
-          <w:rFonts w:ascii="Roboto" w:hAnsi="Roboto"/>
-          <w:b/>
-          <w:bCs/>
-          <w:i/>
-          <w:iCs/>
-          <w:color w:val="131313"/>
-          <w:sz w:val="20"/>
-          <w:szCs w:val="20"/>
-        </w:rPr>
-        <w:t>.</w:t>
+        <w:t>HTML, CSS, Java Script, React, Redux, Node, Express, Sequelize, PostgreSQL, Render.</w:t>
       </w:r>
     </w:p>
     <w:p>
@@ -2172,7 +2212,6 @@
           <w:numId w:val="25"/>
         </w:numPr>
         <w:rPr>
-          <w:rFonts w:ascii="Roboto" w:hAnsi="Roboto"/>
           <w:b/>
           <w:bCs/>
           <w:color w:val="E36C0A" w:themeColor="accent6" w:themeShade="BF"/>
@@ -2204,20 +2243,18 @@
           <w:numId w:val="25"/>
         </w:numPr>
         <w:rPr>
+          <w:sz w:val="20"/>
+          <w:szCs w:val="20"/>
+        </w:rPr>
+      </w:pPr>
+      <w:r>
+        <w:rPr>
           <w:rFonts w:ascii="Roboto" w:hAnsi="Roboto"/>
           <w:color w:val="131313"/>
           <w:sz w:val="20"/>
           <w:szCs w:val="20"/>
         </w:rPr>
-      </w:pPr>
-      <w:r>
-        <w:rPr>
-          <w:rFonts w:ascii="Roboto" w:hAnsi="Roboto"/>
-          <w:color w:val="131313"/>
-          <w:sz w:val="20"/>
-          <w:szCs w:val="20"/>
-        </w:rPr>
-        <w:t>Las principales funciones son:</w:t>
+        <w:t xml:space="preserve">Las principales funciones son: </w:t>
       </w:r>
     </w:p>
     <w:p>
@@ -2259,7 +2296,7 @@
           <w:sz w:val="20"/>
           <w:szCs w:val="20"/>
         </w:rPr>
-        <w:t>Creación de usuarios</w:t>
+        <w:t xml:space="preserve">Filtrar los países por Continentes. </w:t>
       </w:r>
     </w:p>
     <w:p>
@@ -2281,7 +2318,7 @@
           <w:sz w:val="20"/>
           <w:szCs w:val="20"/>
         </w:rPr>
-        <w:t>Creación de salas privadas</w:t>
+        <w:t xml:space="preserve">Filtrar los países por Actividades turísticas. </w:t>
       </w:r>
     </w:p>
     <w:p>
@@ -2303,7 +2340,7 @@
           <w:sz w:val="20"/>
           <w:szCs w:val="20"/>
         </w:rPr>
-        <w:t>Creación de salas publicas</w:t>
+        <w:t xml:space="preserve">Tener la posibilidad de combinar ambos filtros. </w:t>
       </w:r>
     </w:p>
     <w:p>
@@ -2325,7 +2362,51 @@
           <w:sz w:val="20"/>
           <w:szCs w:val="20"/>
         </w:rPr>
-        <w:t>Conteo de usuarios conectados</w:t>
+        <w:t xml:space="preserve">Ordenar alfabéticamente, o por cantidad de población. </w:t>
+      </w:r>
+    </w:p>
+    <w:p>
+      <w:pPr>
+        <w:pStyle w:val="Prrafodelista"/>
+        <w:numPr>
+          <w:ilvl w:val="0"/>
+          <w:numId w:val="26"/>
+        </w:numPr>
+        <w:rPr>
+          <w:rStyle w:val="Textoennegrita"/>
+          <w:sz w:val="20"/>
+          <w:szCs w:val="20"/>
+        </w:rPr>
+      </w:pPr>
+      <w:r>
+        <w:rPr>
+          <w:rStyle w:val="Textoennegrita"/>
+          <w:sz w:val="20"/>
+          <w:szCs w:val="20"/>
+        </w:rPr>
+        <w:t xml:space="preserve">Buscar lo países por Nombre, pudiendo buscar dentro de los países previamente filtrados. </w:t>
+      </w:r>
+    </w:p>
+    <w:p>
+      <w:pPr>
+        <w:pStyle w:val="Prrafodelista"/>
+        <w:numPr>
+          <w:ilvl w:val="0"/>
+          <w:numId w:val="26"/>
+        </w:numPr>
+        <w:rPr>
+          <w:rStyle w:val="Textoennegrita"/>
+          <w:sz w:val="20"/>
+          <w:szCs w:val="20"/>
+        </w:rPr>
+      </w:pPr>
+      <w:r>
+        <w:rPr>
+          <w:rStyle w:val="Textoennegrita"/>
+          <w:sz w:val="20"/>
+          <w:szCs w:val="20"/>
+        </w:rPr>
+        <w:t>Crear nuevas actividades turísticas, y poder borrarlas.</w:t>
       </w:r>
     </w:p>
     <w:p>
@@ -2338,27 +2419,202 @@
         </w:sectPr>
       </w:pPr>
     </w:p>
-    <w:p>
-      <w:r>
-        <w:pict w14:anchorId="6E78ED3D">
-          <v:rect id="_x0000_i1033" style="width:0;height:1.5pt" o:hralign="center" o:hrstd="t" o:hr="t" fillcolor="#a0a0a0" stroked="f"/>
-        </w:pict>
-      </w:r>
-    </w:p>
-    <w:p>
-      <w:pPr>
-        <w:pStyle w:val="Ttulo4"/>
-      </w:pPr>
-      <w:r>
-        <w:t>Educación</w:t>
-      </w:r>
-    </w:p>
-    <w:p>
-      <w:pPr>
-        <w:pStyle w:val="NormalWeb"/>
+    <w:p/>
+    <w:p>
+      <w:pPr>
+        <w:rPr>
+          <w:b/>
+          <w:bCs/>
+          <w:sz w:val="24"/>
+          <w:szCs w:val="24"/>
+        </w:rPr>
+      </w:pPr>
+      <w:r>
+        <w:rPr>
+          <w:b/>
+          <w:bCs/>
+          <w:sz w:val="24"/>
+          <w:szCs w:val="24"/>
+        </w:rPr>
+        <w:t>Chat-Socket.io</w:t>
+      </w:r>
+    </w:p>
+    <w:p>
+      <w:pPr>
+        <w:pStyle w:val="Prrafodelista"/>
+        <w:numPr>
+          <w:ilvl w:val="0"/>
+          <w:numId w:val="25"/>
+        </w:numPr>
+        <w:rPr>
+          <w:rFonts w:ascii="Roboto" w:hAnsi="Roboto"/>
+          <w:color w:val="131313"/>
+          <w:sz w:val="20"/>
+          <w:szCs w:val="20"/>
+        </w:rPr>
+      </w:pPr>
+      <w:r>
+        <w:rPr>
+          <w:rFonts w:ascii="Roboto" w:hAnsi="Roboto"/>
+          <w:color w:val="131313"/>
+          <w:sz w:val="20"/>
+          <w:szCs w:val="20"/>
+        </w:rPr>
+        <w:t>Desarrollo de apps para salas de chat en tiempo real con posibilidad de crear salas privadas o publicas</w:t>
+      </w:r>
+    </w:p>
+    <w:p>
+      <w:pPr>
+        <w:pStyle w:val="Prrafodelista"/>
+        <w:numPr>
+          <w:ilvl w:val="0"/>
+          <w:numId w:val="25"/>
+        </w:numPr>
+        <w:rPr>
+          <w:rFonts w:ascii="Roboto" w:hAnsi="Roboto"/>
+          <w:color w:val="131313"/>
+          <w:sz w:val="20"/>
+          <w:szCs w:val="20"/>
+        </w:rPr>
+      </w:pPr>
+      <w:r>
+        <w:rPr>
+          <w:rFonts w:ascii="Roboto" w:hAnsi="Roboto"/>
+          <w:color w:val="131313"/>
+          <w:sz w:val="20"/>
+          <w:szCs w:val="20"/>
+        </w:rPr>
+        <w:t>Tecnologías</w:t>
+      </w:r>
+      <w:r>
+        <w:rPr>
+          <w:rFonts w:ascii="Roboto" w:hAnsi="Roboto"/>
+          <w:color w:val="131313"/>
+          <w:sz w:val="20"/>
+          <w:szCs w:val="20"/>
+        </w:rPr>
+        <w:t xml:space="preserve">: </w:t>
+      </w:r>
+      <w:r>
+        <w:rPr>
+          <w:rFonts w:ascii="Roboto" w:hAnsi="Roboto"/>
+          <w:b/>
+          <w:bCs/>
+          <w:i/>
+          <w:iCs/>
+          <w:color w:val="131313"/>
+          <w:sz w:val="20"/>
+          <w:szCs w:val="20"/>
+        </w:rPr>
+        <w:t>HTML, CSS, Boostrap</w:t>
+      </w:r>
+      <w:r>
+        <w:rPr>
+          <w:rFonts w:ascii="Roboto" w:hAnsi="Roboto"/>
+          <w:b/>
+          <w:bCs/>
+          <w:i/>
+          <w:iCs/>
+          <w:color w:val="131313"/>
+          <w:sz w:val="20"/>
+          <w:szCs w:val="20"/>
+        </w:rPr>
+        <w:t>, JavaScript,</w:t>
+      </w:r>
+      <w:r>
+        <w:rPr>
+          <w:rFonts w:ascii="Roboto" w:hAnsi="Roboto"/>
+          <w:b/>
+          <w:bCs/>
+          <w:i/>
+          <w:iCs/>
+          <w:color w:val="131313"/>
+          <w:sz w:val="20"/>
+          <w:szCs w:val="20"/>
+        </w:rPr>
+        <w:t xml:space="preserve"> Socket.io, Exprees</w:t>
+      </w:r>
+      <w:r>
+        <w:rPr>
+          <w:rFonts w:ascii="Roboto" w:hAnsi="Roboto"/>
+          <w:b/>
+          <w:bCs/>
+          <w:i/>
+          <w:iCs/>
+          <w:color w:val="131313"/>
+          <w:sz w:val="20"/>
+          <w:szCs w:val="20"/>
+        </w:rPr>
+        <w:t>.</w:t>
+      </w:r>
+    </w:p>
+    <w:p>
+      <w:pPr>
+        <w:pStyle w:val="Prrafodelista"/>
+        <w:numPr>
+          <w:ilvl w:val="0"/>
+          <w:numId w:val="25"/>
+        </w:numPr>
+        <w:rPr>
+          <w:rFonts w:ascii="Roboto" w:hAnsi="Roboto"/>
+          <w:b/>
+          <w:bCs/>
+          <w:color w:val="E36C0A" w:themeColor="accent6" w:themeShade="BF"/>
+          <w:sz w:val="20"/>
+          <w:szCs w:val="20"/>
+        </w:rPr>
+      </w:pPr>
+      <w:hyperlink r:id="rId14" w:history="1">
+        <w:r>
+          <w:rPr>
+            <w:rStyle w:val="Hipervnculo"/>
+            <w:rFonts w:ascii="Roboto" w:hAnsi="Roboto"/>
+            <w:b/>
+            <w:bCs/>
+            <w:color w:val="E36C0A" w:themeColor="accent6" w:themeShade="BF"/>
+            <w:sz w:val="20"/>
+            <w:szCs w:val="20"/>
+            <w:u w:val="none"/>
+          </w:rPr>
+          <w:t>Deploy</w:t>
+        </w:r>
+      </w:hyperlink>
+    </w:p>
+    <w:p>
+      <w:pPr>
+        <w:pStyle w:val="Prrafodelista"/>
+        <w:numPr>
+          <w:ilvl w:val="0"/>
+          <w:numId w:val="25"/>
+        </w:numPr>
+        <w:rPr>
+          <w:rFonts w:ascii="Roboto" w:hAnsi="Roboto"/>
+          <w:color w:val="131313"/>
+          <w:sz w:val="20"/>
+          <w:szCs w:val="20"/>
+        </w:rPr>
+      </w:pPr>
+      <w:r>
+        <w:rPr>
+          <w:rFonts w:ascii="Roboto" w:hAnsi="Roboto"/>
+          <w:color w:val="131313"/>
+          <w:sz w:val="20"/>
+          <w:szCs w:val="20"/>
+        </w:rPr>
+        <w:t>Las principales funciones son:</w:t>
+      </w:r>
+    </w:p>
+    <w:p>
+      <w:pPr>
+        <w:pStyle w:val="Prrafodelista"/>
+        <w:numPr>
+          <w:ilvl w:val="0"/>
+          <w:numId w:val="26"/>
+        </w:numPr>
         <w:rPr>
           <w:rStyle w:val="Textoennegrita"/>
-          <w:rFonts w:eastAsiaTheme="majorEastAsia"/>
+          <w:sz w:val="20"/>
+          <w:szCs w:val="20"/>
         </w:rPr>
         <w:sectPr>
           <w:type w:val="continuous"/>
@@ -2370,116 +2626,94 @@
     </w:p>
     <w:p>
       <w:pPr>
-        <w:pStyle w:val="NormalWeb"/>
-      </w:pPr>
-      <w:r>
+        <w:pStyle w:val="Prrafodelista"/>
+        <w:numPr>
+          <w:ilvl w:val="0"/>
+          <w:numId w:val="26"/>
+        </w:numPr>
         <w:rPr>
           <w:rStyle w:val="Textoennegrita"/>
-          <w:rFonts w:eastAsiaTheme="majorEastAsia"/>
-        </w:rPr>
-        <w:t>Curso</w:t>
-      </w:r>
+          <w:sz w:val="20"/>
+          <w:szCs w:val="20"/>
+        </w:rPr>
+      </w:pPr>
       <w:r>
         <w:rPr>
           <w:rStyle w:val="Textoennegrita"/>
-          <w:rFonts w:eastAsiaTheme="majorEastAsia"/>
-        </w:rPr>
-        <w:t xml:space="preserve"> Desarrollo Full Stack</w:t>
-      </w:r>
-      <w:r>
+          <w:sz w:val="20"/>
+          <w:szCs w:val="20"/>
+        </w:rPr>
+        <w:t>Creación de usuarios</w:t>
+      </w:r>
+    </w:p>
+    <w:p>
+      <w:pPr>
+        <w:pStyle w:val="Prrafodelista"/>
+        <w:numPr>
+          <w:ilvl w:val="0"/>
+          <w:numId w:val="26"/>
+        </w:numPr>
         <w:rPr>
           <w:rStyle w:val="Textoennegrita"/>
-          <w:rFonts w:eastAsiaTheme="majorEastAsia"/>
-        </w:rPr>
-        <w:t xml:space="preserve"> Teórico-Practico Intensivo +800hs  </w:t>
-      </w:r>
-      <w:r>
-        <w:br/>
-        <w:t>Henry</w:t>
-      </w:r>
-    </w:p>
-    <w:p>
-      <w:pPr>
+          <w:sz w:val="20"/>
+          <w:szCs w:val="20"/>
+        </w:rPr>
+      </w:pPr>
+      <w:r>
         <w:rPr>
           <w:rStyle w:val="Textoennegrita"/>
-          <w:rFonts w:eastAsiaTheme="majorEastAsia"/>
-        </w:rPr>
-      </w:pPr>
-      <w:r>
+          <w:sz w:val="20"/>
+          <w:szCs w:val="20"/>
+        </w:rPr>
+        <w:t>Creación de salas privadas</w:t>
+      </w:r>
+    </w:p>
+    <w:p>
+      <w:pPr>
+        <w:pStyle w:val="Prrafodelista"/>
+        <w:numPr>
+          <w:ilvl w:val="0"/>
+          <w:numId w:val="26"/>
+        </w:numPr>
         <w:rPr>
           <w:rStyle w:val="Textoennegrita"/>
-          <w:rFonts w:eastAsiaTheme="majorEastAsia"/>
-        </w:rPr>
-        <w:t>Desarrollo WordPress Full</w:t>
-      </w:r>
-    </w:p>
-    <w:p>
-      <w:pPr>
+          <w:sz w:val="20"/>
+          <w:szCs w:val="20"/>
+        </w:rPr>
+      </w:pPr>
+      <w:r>
         <w:rPr>
           <w:rStyle w:val="Textoennegrita"/>
-          <w:rFonts w:eastAsiaTheme="majorEastAsia"/>
-        </w:rPr>
-      </w:pPr>
-      <w:proofErr w:type="spellStart"/>
-      <w:r>
-        <w:rPr>
-          <w:rFonts w:eastAsia="Times New Roman"/>
-        </w:rPr>
-        <w:t>Undemy</w:t>
-      </w:r>
-      <w:proofErr w:type="spellEnd"/>
-    </w:p>
-    <w:p>
-      <w:pPr>
-        <w:pStyle w:val="NormalWeb"/>
-      </w:pPr>
-      <w:r>
+          <w:sz w:val="20"/>
+          <w:szCs w:val="20"/>
+        </w:rPr>
+        <w:t>Creación de salas publicas</w:t>
+      </w:r>
+    </w:p>
+    <w:p>
+      <w:pPr>
+        <w:pStyle w:val="Prrafodelista"/>
+        <w:numPr>
+          <w:ilvl w:val="0"/>
+          <w:numId w:val="26"/>
+        </w:numPr>
         <w:rPr>
           <w:rStyle w:val="Textoennegrita"/>
-          <w:rFonts w:eastAsiaTheme="majorEastAsia"/>
-        </w:rPr>
-        <w:t>Diseño Gráfico y Marketing Digital</w:t>
-      </w:r>
-      <w:r>
-        <w:br/>
-        <w:t>Instituto Boston</w:t>
-      </w:r>
-    </w:p>
-    <w:p>
-      <w:pPr>
-        <w:pStyle w:val="NormalWeb"/>
+          <w:sz w:val="20"/>
+          <w:szCs w:val="20"/>
+        </w:rPr>
       </w:pPr>
       <w:r>
         <w:rPr>
           <w:rStyle w:val="Textoennegrita"/>
-          <w:rFonts w:eastAsiaTheme="majorEastAsia"/>
-        </w:rPr>
-        <w:t>Técnico Electricista Matriculado</w:t>
-      </w:r>
-      <w:r>
-        <w:br/>
-        <w:t>COPIME / ACYEDE</w:t>
-      </w:r>
-    </w:p>
-    <w:p>
-      <w:pPr>
-        <w:pStyle w:val="NormalWeb"/>
-      </w:pPr>
-      <w:r>
-        <w:rPr>
-          <w:rStyle w:val="Textoennegrita"/>
-          <w:rFonts w:eastAsiaTheme="majorEastAsia"/>
-        </w:rPr>
-        <w:t>Instalador Matriculado en A/A R410A</w:t>
-      </w:r>
-      <w:r>
-        <w:br/>
-        <w:t>IARAA / CACAAV</w:t>
-      </w:r>
-    </w:p>
-    <w:p>
-      <w:pPr>
-        <w:pStyle w:val="NormalWeb"/>
+          <w:sz w:val="20"/>
+          <w:szCs w:val="20"/>
+        </w:rPr>
+        <w:t>Conteo de usuarios conectados</w:t>
+      </w:r>
+    </w:p>
+    <w:p>
+      <w:pPr>
         <w:sectPr>
           <w:type w:val="continuous"/>
           <w:pgSz w:w="12240" w:h="15840"/>
@@ -2489,124 +2723,40 @@
       </w:pPr>
     </w:p>
     <w:p>
-      <w:pPr>
-        <w:pStyle w:val="NormalWeb"/>
-      </w:pPr>
-      <w:r>
-        <w:pict w14:anchorId="36EBBB55">
-          <v:rect id="_x0000_i1034" style="width:552.65pt;height:.25pt;flip:y" o:hrpct="973" o:hralign="center" o:hrstd="t" o:hr="t" fillcolor="#a0a0a0" stroked="f"/>
+      <w:r>
+        <w:pict w14:anchorId="6E78ED3D">
+          <v:rect id="_x0000_i1033" style="width:0;height:1.5pt" o:hralign="center" o:hrstd="t" o:hr="t" fillcolor="#a0a0a0" stroked="f"/>
         </w:pict>
       </w:r>
     </w:p>
     <w:p>
       <w:pPr>
         <w:pStyle w:val="Ttulo4"/>
-      </w:pPr>
-      <w:r>
-        <w:t>Conocimientos y Habilidades</w:t>
-      </w:r>
-    </w:p>
-    <w:p/>
-    <w:p>
-      <w:pPr>
-        <w:rPr>
-          <w:lang w:val="es-AR" w:eastAsia="es-AR"/>
-        </w:rPr>
-      </w:pPr>
-      <w:r>
-        <w:rPr>
-          <w:rFonts w:hAnsi="Symbol"/>
-          <w:lang w:val="es-AR" w:eastAsia="es-AR"/>
-        </w:rPr>
-        <w:t></w:t>
-      </w:r>
-      <w:r>
-        <w:rPr>
-          <w:lang w:val="es-AR" w:eastAsia="es-AR"/>
-        </w:rPr>
-        <w:t xml:space="preserve"> </w:t>
-      </w:r>
+        <w:rPr>
+          <w:rStyle w:val="Textoennegrita"/>
+          <w:color w:val="632423" w:themeColor="accent2" w:themeShade="80"/>
+        </w:rPr>
+      </w:pPr>
       <w:r>
         <w:rPr>
           <w:b/>
           <w:bCs/>
-          <w:lang w:val="es-AR" w:eastAsia="es-AR"/>
-        </w:rPr>
-        <w:t>Frontend</w:t>
-      </w:r>
-      <w:r>
-        <w:rPr>
-          <w:b/>
-          <w:bCs/>
-          <w:lang w:val="es-AR" w:eastAsia="es-AR"/>
-        </w:rPr>
-        <w:t>:</w:t>
-      </w:r>
-      <w:r>
-        <w:rPr>
-          <w:lang w:val="es-AR" w:eastAsia="es-AR"/>
-        </w:rPr>
-        <w:t xml:space="preserve"> JavaScript, TypeScript, HTML, CSS, React, Redux, Bootstrap.</w:t>
-      </w:r>
-    </w:p>
-    <w:p>
-      <w:pPr>
-        <w:rPr>
-          <w:lang w:val="es-AR" w:eastAsia="es-AR"/>
-        </w:rPr>
-      </w:pPr>
-    </w:p>
-    <w:p>
-      <w:pPr>
-        <w:rPr>
-          <w:lang w:val="es-AR" w:eastAsia="es-AR"/>
-        </w:rPr>
-      </w:pPr>
-      <w:r>
-        <w:rPr>
-          <w:rFonts w:hAnsi="Symbol"/>
-          <w:lang w:val="es-AR" w:eastAsia="es-AR"/>
-        </w:rPr>
-        <w:t></w:t>
-      </w:r>
-      <w:r>
-        <w:rPr>
-          <w:lang w:val="es-AR" w:eastAsia="es-AR"/>
-        </w:rPr>
-        <w:t xml:space="preserve"> </w:t>
-      </w:r>
-      <w:r>
-        <w:rPr>
-          <w:b/>
-          <w:bCs/>
-          <w:lang w:val="es-AR" w:eastAsia="es-AR"/>
-        </w:rPr>
-        <w:t>Backend</w:t>
-      </w:r>
-      <w:r>
-        <w:rPr>
-          <w:b/>
-          <w:bCs/>
-          <w:lang w:val="es-AR" w:eastAsia="es-AR"/>
-        </w:rPr>
-        <w:t>:</w:t>
-      </w:r>
-      <w:r>
-        <w:rPr>
-          <w:lang w:val="es-AR" w:eastAsia="es-AR"/>
-        </w:rPr>
-        <w:t xml:space="preserve"> Node.js, Express, SQL (con experiencia en integración de API y Backend para aplicaciones web).</w:t>
-      </w:r>
-    </w:p>
-    <w:p>
-      <w:pPr>
-        <w:rPr>
-          <w:lang w:val="es-AR" w:eastAsia="es-AR"/>
-        </w:rPr>
-      </w:pPr>
-    </w:p>
-    <w:p>
-      <w:pPr>
+          <w:color w:val="632423" w:themeColor="accent2" w:themeShade="80"/>
+        </w:rPr>
+        <w:t>Educación</w:t>
+      </w:r>
+    </w:p>
+    <w:p>
+      <w:pPr>
+        <w:rPr>
+          <w:rStyle w:val="Textoennegrita"/>
+          <w:rFonts w:eastAsiaTheme="majorEastAsia"/>
+        </w:rPr>
+      </w:pPr>
+    </w:p>
+    <w:p>
+      <w:pPr>
+        <w:pStyle w:val="NormalWeb"/>
         <w:rPr>
           <w:rStyle w:val="Textoennegrita"/>
           <w:rFonts w:eastAsiaTheme="majorEastAsia"/>
@@ -2618,53 +2768,190 @@
           <w:cols w:space="720"/>
         </w:sectPr>
       </w:pPr>
-      <w:r>
-        <w:rPr>
-          <w:rFonts w:hAnsi="Symbol"/>
-        </w:rPr>
-        <w:t></w:t>
-      </w:r>
-      <w:r>
-        <w:t xml:space="preserve"> </w:t>
-      </w:r>
-      <w:r>
-        <w:rPr>
+    </w:p>
+    <w:p>
+      <w:pPr>
+        <w:pStyle w:val="NormalWeb"/>
+      </w:pPr>
+      <w:r>
+        <w:rPr>
+          <w:rStyle w:val="Textoennegrita"/>
+          <w:rFonts w:eastAsiaTheme="majorEastAsia"/>
+        </w:rPr>
+        <w:t>Curso</w:t>
+      </w:r>
+      <w:r>
+        <w:rPr>
+          <w:rStyle w:val="Textoennegrita"/>
+          <w:rFonts w:eastAsiaTheme="majorEastAsia"/>
+        </w:rPr>
+        <w:t xml:space="preserve"> Desarrollo Full Stack</w:t>
+      </w:r>
+      <w:r>
+        <w:rPr>
+          <w:rStyle w:val="Textoennegrita"/>
+          <w:rFonts w:eastAsiaTheme="majorEastAsia"/>
+        </w:rPr>
+        <w:t xml:space="preserve"> Teórico-Practico Intensivo +800hs </w:t>
+      </w:r>
+      <w:r>
+        <w:rPr>
+          <w:i/>
+          <w:iCs/>
+        </w:rPr>
+        <w:t>Henry</w:t>
+      </w:r>
+    </w:p>
+    <w:p>
+      <w:pPr>
+        <w:rPr>
+          <w:rFonts w:ascii="Times New Roman" w:eastAsiaTheme="majorEastAsia" w:hAnsi="Times New Roman" w:cs="Times New Roman"/>
           <w:b/>
           <w:bCs/>
-        </w:rPr>
-        <w:t>Herramientas</w:t>
-      </w:r>
-      <w:r>
-        <w:rPr>
+          <w:sz w:val="24"/>
+          <w:szCs w:val="24"/>
+        </w:rPr>
+      </w:pPr>
+      <w:r>
+        <w:rPr>
+          <w:rStyle w:val="Textoennegrita"/>
+          <w:rFonts w:ascii="Times New Roman" w:eastAsiaTheme="majorEastAsia" w:hAnsi="Times New Roman" w:cs="Times New Roman"/>
+          <w:sz w:val="24"/>
+          <w:szCs w:val="24"/>
+        </w:rPr>
+        <w:t>Desarrollo WordPress Full</w:t>
+      </w:r>
+      <w:r>
+        <w:rPr>
+          <w:rStyle w:val="Textoennegrita"/>
+          <w:rFonts w:ascii="Times New Roman" w:eastAsiaTheme="majorEastAsia" w:hAnsi="Times New Roman" w:cs="Times New Roman"/>
+          <w:sz w:val="24"/>
+          <w:szCs w:val="24"/>
+        </w:rPr>
+        <w:t xml:space="preserve"> </w:t>
+      </w:r>
+      <w:r>
+        <w:rPr>
+          <w:rFonts w:ascii="Times New Roman" w:eastAsia="Times New Roman" w:hAnsi="Times New Roman" w:cs="Times New Roman"/>
+          <w:i/>
+          <w:iCs/>
+          <w:sz w:val="24"/>
+          <w:szCs w:val="24"/>
+        </w:rPr>
+        <w:t>Udemy</w:t>
+      </w:r>
+    </w:p>
+    <w:p>
+      <w:pPr>
+        <w:rPr>
+          <w:rFonts w:ascii="Times New Roman" w:hAnsi="Times New Roman" w:cs="Times New Roman"/>
+          <w:sz w:val="24"/>
+          <w:szCs w:val="24"/>
+        </w:rPr>
+      </w:pPr>
+      <w:r>
+        <w:rPr>
+          <w:rStyle w:val="Textoennegrita"/>
+          <w:rFonts w:ascii="Times New Roman" w:eastAsiaTheme="majorEastAsia" w:hAnsi="Times New Roman" w:cs="Times New Roman"/>
+          <w:sz w:val="24"/>
+          <w:szCs w:val="24"/>
+        </w:rPr>
+        <w:t>Diseño Gráfico y Marketing Digital</w:t>
+      </w:r>
+      <w:r>
+        <w:rPr>
+          <w:rFonts w:ascii="Times New Roman" w:hAnsi="Times New Roman" w:cs="Times New Roman"/>
+          <w:sz w:val="24"/>
+          <w:szCs w:val="24"/>
+        </w:rPr>
+        <w:t xml:space="preserve"> </w:t>
+      </w:r>
+      <w:r>
+        <w:rPr>
+          <w:rFonts w:ascii="Times New Roman" w:hAnsi="Times New Roman" w:cs="Times New Roman"/>
+          <w:i/>
+          <w:iCs/>
+          <w:sz w:val="24"/>
+          <w:szCs w:val="24"/>
+        </w:rPr>
+        <w:t>Instituto Boston</w:t>
+      </w:r>
+    </w:p>
+    <w:p>
+      <w:pPr>
+        <w:rPr>
+          <w:rFonts w:ascii="Times New Roman" w:eastAsiaTheme="majorEastAsia" w:hAnsi="Times New Roman" w:cs="Times New Roman"/>
           <w:b/>
           <w:bCs/>
-        </w:rPr>
-        <w:t xml:space="preserve"> y Otros</w:t>
-      </w:r>
-      <w:r>
-        <w:rPr>
-          <w:b/>
-          <w:bCs/>
-        </w:rPr>
-        <w:t>:</w:t>
-      </w:r>
-      <w:r>
-        <w:t xml:space="preserve"> </w:t>
-      </w:r>
-      <w:r>
-        <w:t xml:space="preserve">WordPress, </w:t>
-      </w:r>
-      <w:r>
-        <w:t xml:space="preserve">Git, Firebase, Claudinary, Office, Fusión 360, PrusaSlice, Photoshop, Inkscape, </w:t>
-      </w:r>
-      <w:proofErr w:type="spellStart"/>
-      <w:r>
-        <w:t>PosteRaz</w:t>
-      </w:r>
-      <w:proofErr w:type="spellEnd"/>
-    </w:p>
-    <w:p>
-      <w:pPr>
+          <w:sz w:val="24"/>
+          <w:szCs w:val="24"/>
+        </w:rPr>
+      </w:pPr>
+    </w:p>
+    <w:p>
+      <w:pPr>
+        <w:pStyle w:val="Sinespaciado"/>
+        <w:rPr>
+          <w:rStyle w:val="Textoennegrita"/>
+          <w:rFonts w:ascii="Times New Roman" w:eastAsiaTheme="majorEastAsia" w:hAnsi="Times New Roman" w:cs="Times New Roman"/>
+          <w:sz w:val="24"/>
+          <w:szCs w:val="24"/>
+        </w:rPr>
+      </w:pPr>
+      <w:r>
+        <w:rPr>
+          <w:rStyle w:val="Textoennegrita"/>
+          <w:rFonts w:ascii="Times New Roman" w:eastAsiaTheme="majorEastAsia" w:hAnsi="Times New Roman" w:cs="Times New Roman"/>
+          <w:sz w:val="24"/>
+          <w:szCs w:val="24"/>
+        </w:rPr>
+        <w:t>Desarrollo Py</w:t>
+      </w:r>
+      <w:r>
+        <w:rPr>
+          <w:rStyle w:val="Textoennegrita"/>
+          <w:rFonts w:ascii="Times New Roman" w:eastAsiaTheme="majorEastAsia" w:hAnsi="Times New Roman" w:cs="Times New Roman"/>
+          <w:sz w:val="24"/>
+          <w:szCs w:val="24"/>
+        </w:rPr>
+        <w:t xml:space="preserve">thon </w:t>
+      </w:r>
+      <w:r>
+        <w:rPr>
+          <w:rStyle w:val="Textoennegrita"/>
+          <w:rFonts w:ascii="Times New Roman" w:eastAsiaTheme="majorEastAsia" w:hAnsi="Times New Roman" w:cs="Times New Roman"/>
+          <w:b w:val="0"/>
+          <w:bCs w:val="0"/>
+          <w:i/>
+          <w:iCs/>
+          <w:sz w:val="24"/>
+          <w:szCs w:val="24"/>
+        </w:rPr>
+        <w:t>Platzi</w:t>
+      </w:r>
+    </w:p>
+    <w:p>
+      <w:pPr>
+        <w:pStyle w:val="Sinespaciado"/>
+        <w:rPr>
+          <w:rStyle w:val="Textoennegrita"/>
+          <w:rFonts w:ascii="Times New Roman" w:eastAsiaTheme="majorEastAsia" w:hAnsi="Times New Roman" w:cs="Times New Roman"/>
+          <w:b w:val="0"/>
+          <w:bCs w:val="0"/>
+          <w:sz w:val="24"/>
+          <w:szCs w:val="24"/>
+        </w:rPr>
+      </w:pPr>
+    </w:p>
+    <w:p>
+      <w:pPr>
+        <w:pStyle w:val="Sinespaciado"/>
+        <w:rPr>
+          <w:rStyle w:val="Textoennegrita"/>
+          <w:rFonts w:ascii="Times New Roman" w:eastAsiaTheme="majorEastAsia" w:hAnsi="Times New Roman" w:cs="Times New Roman"/>
+          <w:sz w:val="24"/>
+          <w:szCs w:val="24"/>
+        </w:rPr>
         <w:sectPr>
           <w:type w:val="continuous"/>
           <w:pgSz w:w="12240" w:h="15840"/>
@@ -2672,35 +2959,42 @@
           <w:cols w:num="2" w:space="720"/>
         </w:sectPr>
       </w:pPr>
-    </w:p>
-    <w:p>
-      <w:pPr>
-        <w:sectPr>
-          <w:type w:val="continuous"/>
-          <w:pgSz w:w="12240" w:h="15840"/>
-          <w:pgMar w:top="560" w:right="440" w:bottom="280" w:left="440" w:header="720" w:footer="720" w:gutter="0"/>
-          <w:cols w:num="3" w:space="720"/>
-        </w:sectPr>
-      </w:pPr>
+      <w:r>
+        <w:rPr>
+          <w:rStyle w:val="Textoennegrita"/>
+          <w:rFonts w:ascii="Times New Roman" w:eastAsiaTheme="majorEastAsia" w:hAnsi="Times New Roman" w:cs="Times New Roman"/>
+          <w:sz w:val="24"/>
+          <w:szCs w:val="24"/>
+        </w:rPr>
+        <w:t xml:space="preserve">Desarrollo Python </w:t>
+      </w:r>
+      <w:r>
+        <w:rPr>
+          <w:rStyle w:val="Textoennegrita"/>
+          <w:rFonts w:ascii="Times New Roman" w:eastAsiaTheme="majorEastAsia" w:hAnsi="Times New Roman" w:cs="Times New Roman"/>
+          <w:b w:val="0"/>
+          <w:bCs w:val="0"/>
+          <w:i/>
+          <w:iCs/>
+          <w:sz w:val="24"/>
+          <w:szCs w:val="24"/>
+        </w:rPr>
+        <w:t>Santander Open Academy</w:t>
+      </w:r>
+    </w:p>
+    <w:p>
+      <w:pPr>
+        <w:pStyle w:val="NormalWeb"/>
+      </w:pPr>
+      <w:r>
+        <w:pict w14:anchorId="36EBBB55">
+          <v:rect id="_x0000_i1034" style="width:552.65pt;height:.25pt;flip:y" o:hrpct="973" o:hralign="center" o:hrstd="t" o:hr="t" fillcolor="#a0a0a0" stroked="f"/>
+        </w:pict>
+      </w:r>
     </w:p>
     <w:p>
       <w:pPr>
         <w:pStyle w:val="Ttulo4"/>
-      </w:pPr>
-      <w:r>
-        <w:t>Idiomas</w:t>
-      </w:r>
-    </w:p>
-    <w:p>
-      <w:pPr>
-        <w:widowControl/>
-        <w:numPr>
-          <w:ilvl w:val="0"/>
-          <w:numId w:val="19"/>
-        </w:numPr>
-        <w:autoSpaceDE/>
-        <w:autoSpaceDN/>
-        <w:spacing w:before="100" w:beforeAutospacing="1" w:after="100" w:afterAutospacing="1"/>
         <w:sectPr>
           <w:type w:val="continuous"/>
           <w:pgSz w:w="12240" w:h="15840"/>
@@ -2711,32 +3005,36 @@
     </w:p>
     <w:p>
       <w:pPr>
-        <w:widowControl/>
-        <w:numPr>
-          <w:ilvl w:val="0"/>
-          <w:numId w:val="19"/>
-        </w:numPr>
-        <w:autoSpaceDE/>
-        <w:autoSpaceDN/>
-        <w:spacing w:before="100" w:beforeAutospacing="1" w:after="100" w:afterAutospacing="1"/>
-      </w:pPr>
-      <w:r>
-        <w:t xml:space="preserve">Español </w:t>
-      </w:r>
-      <w:r>
-        <w:t>(nativo)</w:t>
-      </w:r>
-    </w:p>
-    <w:p>
-      <w:pPr>
-        <w:widowControl/>
-        <w:numPr>
-          <w:ilvl w:val="0"/>
-          <w:numId w:val="19"/>
-        </w:numPr>
-        <w:autoSpaceDE/>
-        <w:autoSpaceDN/>
-        <w:spacing w:before="100" w:beforeAutospacing="1" w:after="100" w:afterAutospacing="1"/>
+        <w:pStyle w:val="Ttulo4"/>
+        <w:rPr>
+          <w:b/>
+          <w:bCs/>
+          <w:color w:val="632423" w:themeColor="accent2" w:themeShade="80"/>
+        </w:rPr>
+      </w:pPr>
+      <w:r>
+        <w:rPr>
+          <w:b/>
+          <w:bCs/>
+          <w:color w:val="632423" w:themeColor="accent2" w:themeShade="80"/>
+        </w:rPr>
+        <w:t>Conocimientos y Habilidades</w:t>
+      </w:r>
+    </w:p>
+    <w:p>
+      <w:pPr>
+        <w:rPr>
+          <w:rFonts w:hAnsi="Symbol"/>
+          <w:lang w:val="es-AR" w:eastAsia="es-AR"/>
+        </w:rPr>
+      </w:pPr>
+    </w:p>
+    <w:p>
+      <w:pPr>
+        <w:rPr>
+          <w:rFonts w:hAnsi="Symbol"/>
+          <w:lang w:val="es-AR" w:eastAsia="es-AR"/>
+        </w:rPr>
         <w:sectPr>
           <w:type w:val="continuous"/>
           <w:pgSz w:w="12240" w:h="15840"/>
@@ -2744,15 +3042,250 @@
           <w:cols w:num="2" w:space="720"/>
         </w:sectPr>
       </w:pPr>
-      <w:r>
-        <w:t>Inglés</w:t>
-      </w:r>
-      <w:r>
+    </w:p>
+    <w:p>
+      <w:pPr>
+        <w:pStyle w:val="Prrafodelista"/>
+        <w:numPr>
+          <w:ilvl w:val="2"/>
+          <w:numId w:val="46"/>
+        </w:numPr>
+        <w:rPr>
+          <w:sz w:val="20"/>
+          <w:szCs w:val="20"/>
+          <w:lang w:val="es-AR" w:eastAsia="es-AR"/>
+        </w:rPr>
+      </w:pPr>
+      <w:r>
+        <w:rPr>
+          <w:b/>
+          <w:bCs/>
+          <w:sz w:val="20"/>
+          <w:szCs w:val="20"/>
+          <w:lang w:val="es-AR" w:eastAsia="es-AR"/>
+        </w:rPr>
+        <w:t>Frontend</w:t>
+      </w:r>
+      <w:r>
+        <w:rPr>
+          <w:b/>
+          <w:bCs/>
+          <w:sz w:val="20"/>
+          <w:szCs w:val="20"/>
+          <w:lang w:val="es-AR" w:eastAsia="es-AR"/>
+        </w:rPr>
+        <w:t>:</w:t>
+      </w:r>
+      <w:r>
+        <w:rPr>
+          <w:sz w:val="20"/>
+          <w:szCs w:val="20"/>
+          <w:lang w:val="es-AR" w:eastAsia="es-AR"/>
+        </w:rPr>
+        <w:t xml:space="preserve"> JavaScript, TypeScript, HTML, CSS, React, Redux, Bootstrap.</w:t>
+      </w:r>
+    </w:p>
+    <w:p>
+      <w:pPr>
+        <w:rPr>
+          <w:sz w:val="20"/>
+          <w:szCs w:val="20"/>
+          <w:lang w:val="es-AR" w:eastAsia="es-AR"/>
+        </w:rPr>
+      </w:pPr>
+    </w:p>
+    <w:p>
+      <w:pPr>
+        <w:pStyle w:val="Prrafodelista"/>
+        <w:numPr>
+          <w:ilvl w:val="2"/>
+          <w:numId w:val="46"/>
+        </w:numPr>
+        <w:rPr>
+          <w:sz w:val="20"/>
+          <w:szCs w:val="20"/>
+          <w:lang w:val="es-AR" w:eastAsia="es-AR"/>
+        </w:rPr>
+      </w:pPr>
+      <w:r>
+        <w:rPr>
+          <w:b/>
+          <w:bCs/>
+          <w:sz w:val="20"/>
+          <w:szCs w:val="20"/>
+          <w:lang w:val="es-AR" w:eastAsia="es-AR"/>
+        </w:rPr>
+        <w:t>Backend</w:t>
+      </w:r>
+      <w:r>
+        <w:rPr>
+          <w:b/>
+          <w:bCs/>
+          <w:sz w:val="20"/>
+          <w:szCs w:val="20"/>
+          <w:lang w:val="es-AR" w:eastAsia="es-AR"/>
+        </w:rPr>
+        <w:t>:</w:t>
+      </w:r>
+      <w:r>
+        <w:rPr>
+          <w:sz w:val="20"/>
+          <w:szCs w:val="20"/>
+          <w:lang w:val="es-AR" w:eastAsia="es-AR"/>
+        </w:rPr>
+        <w:t xml:space="preserve"> Node.js, Express, SQL (con experiencia en integración de API y Backend para aplicaciones).</w:t>
+      </w:r>
+    </w:p>
+    <w:p>
+      <w:pPr>
+        <w:rPr>
+          <w:sz w:val="20"/>
+          <w:szCs w:val="20"/>
+          <w:lang w:val="es-AR" w:eastAsia="es-AR"/>
+        </w:rPr>
+      </w:pPr>
+    </w:p>
+    <w:p>
+      <w:pPr>
+        <w:pStyle w:val="Prrafodelista"/>
+        <w:numPr>
+          <w:ilvl w:val="0"/>
+          <w:numId w:val="46"/>
+        </w:numPr>
+        <w:rPr>
+          <w:sz w:val="20"/>
+          <w:szCs w:val="20"/>
+        </w:rPr>
+      </w:pPr>
+      <w:r>
+        <w:rPr>
+          <w:b/>
+          <w:bCs/>
+          <w:sz w:val="20"/>
+          <w:szCs w:val="20"/>
+        </w:rPr>
+        <w:t>Herramientas</w:t>
+      </w:r>
+      <w:r>
+        <w:rPr>
+          <w:b/>
+          <w:bCs/>
+          <w:sz w:val="20"/>
+          <w:szCs w:val="20"/>
+        </w:rPr>
+        <w:t xml:space="preserve"> y Otros:</w:t>
+      </w:r>
+      <w:r>
+        <w:rPr>
+          <w:sz w:val="20"/>
+          <w:szCs w:val="20"/>
+        </w:rPr>
         <w:t xml:space="preserve"> </w:t>
       </w:r>
       <w:r>
-        <w:t>(intermedio, redacción)</w:t>
-      </w:r>
+        <w:rPr>
+          <w:sz w:val="20"/>
+          <w:szCs w:val="20"/>
+        </w:rPr>
+        <w:t xml:space="preserve">WordPress, </w:t>
+      </w:r>
+      <w:r>
+        <w:rPr>
+          <w:sz w:val="20"/>
+          <w:szCs w:val="20"/>
+        </w:rPr>
+        <w:t xml:space="preserve">Git, Firebase, Claudinary, Office, Fusión 360, PrusaSlice, Photoshop, Inkscape, </w:t>
+      </w:r>
+      <w:proofErr w:type="spellStart"/>
+      <w:r>
+        <w:rPr>
+          <w:sz w:val="20"/>
+          <w:szCs w:val="20"/>
+        </w:rPr>
+        <w:t>PosteRaz</w:t>
+      </w:r>
+      <w:proofErr w:type="spellEnd"/>
+      <w:r>
+        <w:rPr>
+          <w:sz w:val="20"/>
+          <w:szCs w:val="20"/>
+        </w:rPr>
+        <w:t>.</w:t>
+      </w:r>
+    </w:p>
+    <w:p>
+      <w:pPr>
+        <w:rPr>
+          <w:sz w:val="20"/>
+          <w:szCs w:val="20"/>
+        </w:rPr>
+      </w:pPr>
+    </w:p>
+    <w:p>
+      <w:pPr>
+        <w:pStyle w:val="Prrafodelista"/>
+        <w:numPr>
+          <w:ilvl w:val="0"/>
+          <w:numId w:val="46"/>
+        </w:numPr>
+        <w:rPr>
+          <w:sz w:val="20"/>
+          <w:szCs w:val="20"/>
+        </w:rPr>
+        <w:sectPr>
+          <w:type w:val="continuous"/>
+          <w:pgSz w:w="12240" w:h="15840"/>
+          <w:pgMar w:top="560" w:right="440" w:bottom="280" w:left="440" w:header="720" w:footer="720" w:gutter="0"/>
+          <w:cols w:num="2" w:space="720"/>
+        </w:sectPr>
+      </w:pPr>
+      <w:r>
+        <w:rPr>
+          <w:rFonts w:hAnsi="Symbol"/>
+          <w:b/>
+          <w:bCs/>
+          <w:sz w:val="20"/>
+          <w:szCs w:val="20"/>
+        </w:rPr>
+        <w:t>Idiomas:</w:t>
+      </w:r>
+      <w:r>
+        <w:rPr>
+          <w:sz w:val="20"/>
+          <w:szCs w:val="20"/>
+        </w:rPr>
+        <w:t xml:space="preserve">  español (Nativo), Ingles (Intermedio, redacción)</w:t>
+      </w:r>
+    </w:p>
+    <w:p>
+      <w:pPr>
+        <w:sectPr>
+          <w:type w:val="continuous"/>
+          <w:pgSz w:w="12240" w:h="15840"/>
+          <w:pgMar w:top="560" w:right="440" w:bottom="280" w:left="440" w:header="720" w:footer="720" w:gutter="0"/>
+          <w:cols w:num="2" w:space="720"/>
+        </w:sectPr>
+      </w:pPr>
+    </w:p>
+    <w:p>
+      <w:pPr>
+        <w:sectPr>
+          <w:type w:val="continuous"/>
+          <w:pgSz w:w="12240" w:h="15840"/>
+          <w:pgMar w:top="560" w:right="440" w:bottom="280" w:left="440" w:header="720" w:footer="720" w:gutter="0"/>
+          <w:cols w:num="2" w:space="720"/>
+        </w:sectPr>
+      </w:pPr>
+    </w:p>
+    <w:p>
+      <w:pPr>
+        <w:sectPr>
+          <w:type w:val="continuous"/>
+          <w:pgSz w:w="12240" w:h="15840"/>
+          <w:pgMar w:top="560" w:right="440" w:bottom="280" w:left="440" w:header="720" w:footer="720" w:gutter="0"/>
+          <w:cols w:space="720"/>
+        </w:sectPr>
+      </w:pPr>
     </w:p>
     <w:p/>
     <w:sectPr>
@@ -2788,35 +3321,35 @@
         <v:path o:extrusionok="f" gradientshapeok="t" o:connecttype="rect"/>
         <o:lock v:ext="edit" aspectratio="t"/>
       </v:shapetype>
-      <v:shape id="_x0000_i1101" type="#_x0000_t75" style="width:16.5pt;height:18.75pt;visibility:visible;mso-wrap-style:square" o:bullet="t">
+      <v:shape id="_x0000_i7107" type="#_x0000_t75" style="width:16.3pt;height:18.8pt;visibility:visible;mso-wrap-style:square" o:bullet="t">
         <v:imagedata r:id="rId1" o:title=""/>
       </v:shape>
     </w:pict>
   </w:numPicBullet>
   <w:numPicBullet w:numPicBulletId="1">
     <w:pict>
-      <v:shape id="_x0000_i1102" type="#_x0000_t75" style="width:16.5pt;height:18.75pt;visibility:visible;mso-wrap-style:square" o:bullet="t">
+      <v:shape id="_x0000_i7108" type="#_x0000_t75" style="width:16.3pt;height:18.8pt;visibility:visible;mso-wrap-style:square" o:bullet="t">
         <v:imagedata r:id="rId2" o:title=""/>
       </v:shape>
     </w:pict>
   </w:numPicBullet>
   <w:numPicBullet w:numPicBulletId="2">
     <w:pict>
-      <v:shape id="_x0000_i1103" type="#_x0000_t75" style="width:18.75pt;height:15pt;visibility:visible;mso-wrap-style:square" o:bullet="t">
+      <v:shape id="_x0000_i7109" type="#_x0000_t75" style="width:18.8pt;height:15.05pt;visibility:visible;mso-wrap-style:square" o:bullet="t">
         <v:imagedata r:id="rId3" o:title=""/>
       </v:shape>
     </w:pict>
   </w:numPicBullet>
   <w:numPicBullet w:numPicBulletId="3">
     <w:pict>
-      <v:shape id="_x0000_i1104" type="#_x0000_t75" style="width:15pt;height:18.75pt;visibility:visible;mso-wrap-style:square" o:bullet="t">
+      <v:shape id="_x0000_i7110" type="#_x0000_t75" style="width:15.05pt;height:18.8pt;visibility:visible;mso-wrap-style:square" o:bullet="t">
         <v:imagedata r:id="rId4" o:title=""/>
       </v:shape>
     </w:pict>
   </w:numPicBullet>
   <w:numPicBullet w:numPicBulletId="4">
     <w:pict>
-      <v:rect id="_x0000_i1105" style="width:0;height:1.5pt" o:hralign="center" o:bullet="t" o:hrstd="t" o:hr="t" fillcolor="#a0a0a0" stroked="f"/>
+      <v:rect id="_x0000_i7111" style="width:0;height:1.5pt" o:hralign="center" o:bullet="t" o:hrstd="t" o:hr="t" fillcolor="#a0a0a0" stroked="f"/>
     </w:pict>
   </w:numPicBullet>
   <w:abstractNum w:abstractNumId="0" w15:restartNumberingAfterBreak="0">
@@ -2830,9 +3363,9 @@
       <w:lvlJc w:val="left"/>
       <w:pPr>
         <w:tabs>
-          <w:tab w:val="num" w:pos="1494"/>
-        </w:tabs>
-        <w:ind w:left="1494" w:hanging="360"/>
+          <w:tab w:val="num" w:pos="1134"/>
+        </w:tabs>
+        <w:ind w:left="1134" w:hanging="360"/>
       </w:pPr>
       <w:rPr>
         <w:rFonts w:ascii="Symbol" w:hAnsi="Symbol" w:hint="default"/>
@@ -2846,9 +3379,9 @@
       <w:lvlJc w:val="left"/>
       <w:pPr>
         <w:tabs>
-          <w:tab w:val="num" w:pos="2214"/>
-        </w:tabs>
-        <w:ind w:left="2214" w:hanging="360"/>
+          <w:tab w:val="num" w:pos="1854"/>
+        </w:tabs>
+        <w:ind w:left="1854" w:hanging="360"/>
       </w:pPr>
       <w:rPr>
         <w:rFonts w:ascii="Courier New" w:hAnsi="Courier New" w:hint="default"/>
@@ -2862,9 +3395,9 @@
       <w:lvlJc w:val="left"/>
       <w:pPr>
         <w:tabs>
-          <w:tab w:val="num" w:pos="2934"/>
-        </w:tabs>
-        <w:ind w:left="2934" w:hanging="360"/>
+          <w:tab w:val="num" w:pos="2574"/>
+        </w:tabs>
+        <w:ind w:left="2574" w:hanging="360"/>
       </w:pPr>
       <w:rPr>
         <w:rFonts w:ascii="Wingdings" w:hAnsi="Wingdings" w:hint="default"/>
@@ -2878,9 +3411,9 @@
       <w:lvlJc w:val="left"/>
       <w:pPr>
         <w:tabs>
-          <w:tab w:val="num" w:pos="3654"/>
-        </w:tabs>
-        <w:ind w:left="3654" w:hanging="360"/>
+          <w:tab w:val="num" w:pos="3294"/>
+        </w:tabs>
+        <w:ind w:left="3294" w:hanging="360"/>
       </w:pPr>
       <w:rPr>
         <w:rFonts w:ascii="Wingdings" w:hAnsi="Wingdings" w:hint="default"/>
@@ -2894,9 +3427,9 @@
       <w:lvlJc w:val="left"/>
       <w:pPr>
         <w:tabs>
-          <w:tab w:val="num" w:pos="4374"/>
-        </w:tabs>
-        <w:ind w:left="4374" w:hanging="360"/>
+          <w:tab w:val="num" w:pos="4014"/>
+        </w:tabs>
+        <w:ind w:left="4014" w:hanging="360"/>
       </w:pPr>
       <w:rPr>
         <w:rFonts w:ascii="Wingdings" w:hAnsi="Wingdings" w:hint="default"/>
@@ -2910,9 +3443,9 @@
       <w:lvlJc w:val="left"/>
       <w:pPr>
         <w:tabs>
-          <w:tab w:val="num" w:pos="5094"/>
-        </w:tabs>
-        <w:ind w:left="5094" w:hanging="360"/>
+          <w:tab w:val="num" w:pos="4734"/>
+        </w:tabs>
+        <w:ind w:left="4734" w:hanging="360"/>
       </w:pPr>
       <w:rPr>
         <w:rFonts w:ascii="Wingdings" w:hAnsi="Wingdings" w:hint="default"/>
@@ -2926,9 +3459,9 @@
       <w:lvlJc w:val="left"/>
       <w:pPr>
         <w:tabs>
-          <w:tab w:val="num" w:pos="5814"/>
-        </w:tabs>
-        <w:ind w:left="5814" w:hanging="360"/>
+          <w:tab w:val="num" w:pos="5454"/>
+        </w:tabs>
+        <w:ind w:left="5454" w:hanging="360"/>
       </w:pPr>
       <w:rPr>
         <w:rFonts w:ascii="Wingdings" w:hAnsi="Wingdings" w:hint="default"/>
@@ -2942,9 +3475,9 @@
       <w:lvlJc w:val="left"/>
       <w:pPr>
         <w:tabs>
-          <w:tab w:val="num" w:pos="6534"/>
-        </w:tabs>
-        <w:ind w:left="6534" w:hanging="360"/>
+          <w:tab w:val="num" w:pos="6174"/>
+        </w:tabs>
+        <w:ind w:left="6174" w:hanging="360"/>
       </w:pPr>
       <w:rPr>
         <w:rFonts w:ascii="Wingdings" w:hAnsi="Wingdings" w:hint="default"/>
@@ -2958,9 +3491,9 @@
       <w:lvlJc w:val="left"/>
       <w:pPr>
         <w:tabs>
-          <w:tab w:val="num" w:pos="7254"/>
-        </w:tabs>
-        <w:ind w:left="7254" w:hanging="360"/>
+          <w:tab w:val="num" w:pos="6894"/>
+        </w:tabs>
+        <w:ind w:left="6894" w:hanging="360"/>
       </w:pPr>
       <w:rPr>
         <w:rFonts w:ascii="Wingdings" w:hAnsi="Wingdings" w:hint="default"/>
@@ -3904,6 +4437,119 @@
     </w:lvl>
   </w:abstractNum>
   <w:abstractNum w:abstractNumId="8" w15:restartNumberingAfterBreak="0">
+    <w:nsid w:val="13165787"/>
+    <w:multiLevelType w:val="hybridMultilevel"/>
+    <w:tmpl w:val="66C056E2"/>
+    <w:lvl w:ilvl="0" w:tplc="2C0A0001">
+      <w:start w:val="1"/>
+      <w:numFmt w:val="bullet"/>
+      <w:lvlText w:val=""/>
+      <w:lvlJc w:val="left"/>
+      <w:pPr>
+        <w:ind w:left="1494" w:hanging="360"/>
+      </w:pPr>
+      <w:rPr>
+        <w:rFonts w:ascii="Symbol" w:hAnsi="Symbol" w:hint="default"/>
+      </w:rPr>
+    </w:lvl>
+    <w:lvl w:ilvl="1" w:tplc="2C0A0003" w:tentative="1">
+      <w:start w:val="1"/>
+      <w:numFmt w:val="bullet"/>
+      <w:lvlText w:val="o"/>
+      <w:lvlJc w:val="left"/>
+      <w:pPr>
+        <w:ind w:left="2214" w:hanging="360"/>
+      </w:pPr>
+      <w:rPr>
+        <w:rFonts w:ascii="Courier New" w:hAnsi="Courier New" w:cs="Courier New" w:hint="default"/>
+      </w:rPr>
+    </w:lvl>
+    <w:lvl w:ilvl="2" w:tplc="2C0A0005" w:tentative="1">
+      <w:start w:val="1"/>
+      <w:numFmt w:val="bullet"/>
+      <w:lvlText w:val=""/>
+      <w:lvlJc w:val="left"/>
+      <w:pPr>
+        <w:ind w:left="2934" w:hanging="360"/>
+      </w:pPr>
+      <w:rPr>
+        <w:rFonts w:ascii="Wingdings" w:hAnsi="Wingdings" w:hint="default"/>
+      </w:rPr>
+    </w:lvl>
+    <w:lvl w:ilvl="3" w:tplc="2C0A0001" w:tentative="1">
+      <w:start w:val="1"/>
+      <w:numFmt w:val="bullet"/>
+      <w:lvlText w:val=""/>
+      <w:lvlJc w:val="left"/>
+      <w:pPr>
+        <w:ind w:left="3654" w:hanging="360"/>
+      </w:pPr>
+      <w:rPr>
+        <w:rFonts w:ascii="Symbol" w:hAnsi="Symbol" w:hint="default"/>
+      </w:rPr>
+    </w:lvl>
+    <w:lvl w:ilvl="4" w:tplc="2C0A0003" w:tentative="1">
+      <w:start w:val="1"/>
+      <w:numFmt w:val="bullet"/>
+      <w:lvlText w:val="o"/>
+      <w:lvlJc w:val="left"/>
+      <w:pPr>
+        <w:ind w:left="4374" w:hanging="360"/>
+      </w:pPr>
+      <w:rPr>
+        <w:rFonts w:ascii="Courier New" w:hAnsi="Courier New" w:cs="Courier New" w:hint="default"/>
+      </w:rPr>
+    </w:lvl>
+    <w:lvl w:ilvl="5" w:tplc="2C0A0005" w:tentative="1">
+      <w:start w:val="1"/>
+      <w:numFmt w:val="bullet"/>
+      <w:lvlText w:val=""/>
+      <w:lvlJc w:val="left"/>
+      <w:pPr>
+        <w:ind w:left="5094" w:hanging="360"/>
+      </w:pPr>
+      <w:rPr>
+        <w:rFonts w:ascii="Wingdings" w:hAnsi="Wingdings" w:hint="default"/>
+      </w:rPr>
+    </w:lvl>
+    <w:lvl w:ilvl="6" w:tplc="2C0A0001" w:tentative="1">
+      <w:start w:val="1"/>
+      <w:numFmt w:val="bullet"/>
+      <w:lvlText w:val=""/>
+      <w:lvlJc w:val="left"/>
+      <w:pPr>
+        <w:ind w:left="5814" w:hanging="360"/>
+      </w:pPr>
+      <w:rPr>
+        <w:rFonts w:ascii="Symbol" w:hAnsi="Symbol" w:hint="default"/>
+      </w:rPr>
+    </w:lvl>
+    <w:lvl w:ilvl="7" w:tplc="2C0A0003" w:tentative="1">
+      <w:start w:val="1"/>
+      <w:numFmt w:val="bullet"/>
+      <w:lvlText w:val="o"/>
+      <w:lvlJc w:val="left"/>
+      <w:pPr>
+        <w:ind w:left="6534" w:hanging="360"/>
+      </w:pPr>
+      <w:rPr>
+        <w:rFonts w:ascii="Courier New" w:hAnsi="Courier New" w:cs="Courier New" w:hint="default"/>
+      </w:rPr>
+    </w:lvl>
+    <w:lvl w:ilvl="8" w:tplc="2C0A0005" w:tentative="1">
+      <w:start w:val="1"/>
+      <w:numFmt w:val="bullet"/>
+      <w:lvlText w:val=""/>
+      <w:lvlJc w:val="left"/>
+      <w:pPr>
+        <w:ind w:left="7254" w:hanging="360"/>
+      </w:pPr>
+      <w:rPr>
+        <w:rFonts w:ascii="Wingdings" w:hAnsi="Wingdings" w:hint="default"/>
+      </w:rPr>
+    </w:lvl>
+  </w:abstractNum>
+  <w:abstractNum w:abstractNumId="9" w15:restartNumberingAfterBreak="0">
     <w:nsid w:val="13D20637"/>
     <w:multiLevelType w:val="multilevel"/>
     <w:tmpl w:val="4C98B0BE"/>
@@ -3930,9 +4576,9 @@
       <w:lvlJc w:val="left"/>
       <w:pPr>
         <w:tabs>
-          <w:tab w:val="num" w:pos="1440"/>
-        </w:tabs>
-        <w:ind w:left="1440" w:hanging="360"/>
+          <w:tab w:val="num" w:pos="731"/>
+        </w:tabs>
+        <w:ind w:left="731" w:hanging="360"/>
       </w:pPr>
       <w:rPr>
         <w:rFonts w:ascii="Courier New" w:hAnsi="Courier New" w:hint="default"/>
@@ -3946,9 +4592,9 @@
       <w:lvlJc w:val="left"/>
       <w:pPr>
         <w:tabs>
-          <w:tab w:val="num" w:pos="2160"/>
-        </w:tabs>
-        <w:ind w:left="2160" w:hanging="360"/>
+          <w:tab w:val="num" w:pos="1451"/>
+        </w:tabs>
+        <w:ind w:left="1451" w:hanging="360"/>
       </w:pPr>
       <w:rPr>
         <w:rFonts w:ascii="Wingdings" w:hAnsi="Wingdings" w:hint="default"/>
@@ -3962,9 +4608,9 @@
       <w:lvlJc w:val="left"/>
       <w:pPr>
         <w:tabs>
-          <w:tab w:val="num" w:pos="2880"/>
-        </w:tabs>
-        <w:ind w:left="2880" w:hanging="360"/>
+          <w:tab w:val="num" w:pos="2171"/>
+        </w:tabs>
+        <w:ind w:left="2171" w:hanging="360"/>
       </w:pPr>
       <w:rPr>
         <w:rFonts w:ascii="Wingdings" w:hAnsi="Wingdings" w:hint="default"/>
@@ -3978,9 +4624,9 @@
       <w:lvlJc w:val="left"/>
       <w:pPr>
         <w:tabs>
-          <w:tab w:val="num" w:pos="3600"/>
-        </w:tabs>
-        <w:ind w:left="3600" w:hanging="360"/>
+          <w:tab w:val="num" w:pos="2891"/>
+        </w:tabs>
+        <w:ind w:left="2891" w:hanging="360"/>
       </w:pPr>
       <w:rPr>
         <w:rFonts w:ascii="Wingdings" w:hAnsi="Wingdings" w:hint="default"/>
@@ -3994,9 +4640,9 @@
       <w:lvlJc w:val="left"/>
       <w:pPr>
         <w:tabs>
-          <w:tab w:val="num" w:pos="4320"/>
-        </w:tabs>
-        <w:ind w:left="4320" w:hanging="360"/>
+          <w:tab w:val="num" w:pos="3611"/>
+        </w:tabs>
+        <w:ind w:left="3611" w:hanging="360"/>
       </w:pPr>
       <w:rPr>
         <w:rFonts w:ascii="Wingdings" w:hAnsi="Wingdings" w:hint="default"/>
@@ -4010,9 +4656,9 @@
       <w:lvlJc w:val="left"/>
       <w:pPr>
         <w:tabs>
-          <w:tab w:val="num" w:pos="5040"/>
-        </w:tabs>
-        <w:ind w:left="5040" w:hanging="360"/>
+          <w:tab w:val="num" w:pos="4331"/>
+        </w:tabs>
+        <w:ind w:left="4331" w:hanging="360"/>
       </w:pPr>
       <w:rPr>
         <w:rFonts w:ascii="Wingdings" w:hAnsi="Wingdings" w:hint="default"/>
@@ -4026,9 +4672,9 @@
       <w:lvlJc w:val="left"/>
       <w:pPr>
         <w:tabs>
-          <w:tab w:val="num" w:pos="5760"/>
-        </w:tabs>
-        <w:ind w:left="5760" w:hanging="360"/>
+          <w:tab w:val="num" w:pos="5051"/>
+        </w:tabs>
+        <w:ind w:left="5051" w:hanging="360"/>
       </w:pPr>
       <w:rPr>
         <w:rFonts w:ascii="Wingdings" w:hAnsi="Wingdings" w:hint="default"/>
@@ -4042,9 +4688,9 @@
       <w:lvlJc w:val="left"/>
       <w:pPr>
         <w:tabs>
-          <w:tab w:val="num" w:pos="6480"/>
-        </w:tabs>
-        <w:ind w:left="6480" w:hanging="360"/>
+          <w:tab w:val="num" w:pos="5771"/>
+        </w:tabs>
+        <w:ind w:left="5771" w:hanging="360"/>
       </w:pPr>
       <w:rPr>
         <w:rFonts w:ascii="Wingdings" w:hAnsi="Wingdings" w:hint="default"/>
@@ -4052,7 +4698,7 @@
       </w:rPr>
     </w:lvl>
   </w:abstractNum>
-  <w:abstractNum w:abstractNumId="9" w15:restartNumberingAfterBreak="0">
+  <w:abstractNum w:abstractNumId="10" w15:restartNumberingAfterBreak="0">
     <w:nsid w:val="14467B3A"/>
     <w:multiLevelType w:val="hybridMultilevel"/>
     <w:tmpl w:val="879CCAB4"/>
@@ -4193,7 +4839,120 @@
       </w:rPr>
     </w:lvl>
   </w:abstractNum>
-  <w:abstractNum w:abstractNumId="10" w15:restartNumberingAfterBreak="0">
+  <w:abstractNum w:abstractNumId="11" w15:restartNumberingAfterBreak="0">
+    <w:nsid w:val="159D549A"/>
+    <w:multiLevelType w:val="hybridMultilevel"/>
+    <w:tmpl w:val="DA7C4A30"/>
+    <w:lvl w:ilvl="0" w:tplc="55D2C8C0">
+      <w:start w:val="1"/>
+      <w:numFmt w:val="bullet"/>
+      <w:lvlText w:val=""/>
+      <w:lvlJc w:val="center"/>
+      <w:pPr>
+        <w:ind w:left="720" w:hanging="360"/>
+      </w:pPr>
+      <w:rPr>
+        <w:rFonts w:ascii="Symbol" w:hAnsi="Symbol" w:hint="default"/>
+      </w:rPr>
+    </w:lvl>
+    <w:lvl w:ilvl="1" w:tplc="2C0A0003" w:tentative="1">
+      <w:start w:val="1"/>
+      <w:numFmt w:val="bullet"/>
+      <w:lvlText w:val="o"/>
+      <w:lvlJc w:val="left"/>
+      <w:pPr>
+        <w:ind w:left="1440" w:hanging="360"/>
+      </w:pPr>
+      <w:rPr>
+        <w:rFonts w:ascii="Courier New" w:hAnsi="Courier New" w:cs="Courier New" w:hint="default"/>
+      </w:rPr>
+    </w:lvl>
+    <w:lvl w:ilvl="2" w:tplc="2C0A0005" w:tentative="1">
+      <w:start w:val="1"/>
+      <w:numFmt w:val="bullet"/>
+      <w:lvlText w:val=""/>
+      <w:lvlJc w:val="left"/>
+      <w:pPr>
+        <w:ind w:left="2160" w:hanging="360"/>
+      </w:pPr>
+      <w:rPr>
+        <w:rFonts w:ascii="Wingdings" w:hAnsi="Wingdings" w:hint="default"/>
+      </w:rPr>
+    </w:lvl>
+    <w:lvl w:ilvl="3" w:tplc="2C0A0001" w:tentative="1">
+      <w:start w:val="1"/>
+      <w:numFmt w:val="bullet"/>
+      <w:lvlText w:val=""/>
+      <w:lvlJc w:val="left"/>
+      <w:pPr>
+        <w:ind w:left="2880" w:hanging="360"/>
+      </w:pPr>
+      <w:rPr>
+        <w:rFonts w:ascii="Symbol" w:hAnsi="Symbol" w:hint="default"/>
+      </w:rPr>
+    </w:lvl>
+    <w:lvl w:ilvl="4" w:tplc="2C0A0003" w:tentative="1">
+      <w:start w:val="1"/>
+      <w:numFmt w:val="bullet"/>
+      <w:lvlText w:val="o"/>
+      <w:lvlJc w:val="left"/>
+      <w:pPr>
+        <w:ind w:left="3600" w:hanging="360"/>
+      </w:pPr>
+      <w:rPr>
+        <w:rFonts w:ascii="Courier New" w:hAnsi="Courier New" w:cs="Courier New" w:hint="default"/>
+      </w:rPr>
+    </w:lvl>
+    <w:lvl w:ilvl="5" w:tplc="2C0A0005" w:tentative="1">
+      <w:start w:val="1"/>
+      <w:numFmt w:val="bullet"/>
+      <w:lvlText w:val=""/>
+      <w:lvlJc w:val="left"/>
+      <w:pPr>
+        <w:ind w:left="4320" w:hanging="360"/>
+      </w:pPr>
+      <w:rPr>
+        <w:rFonts w:ascii="Wingdings" w:hAnsi="Wingdings" w:hint="default"/>
+      </w:rPr>
+    </w:lvl>
+    <w:lvl w:ilvl="6" w:tplc="2C0A0001" w:tentative="1">
+      <w:start w:val="1"/>
+      <w:numFmt w:val="bullet"/>
+      <w:lvlText w:val=""/>
+      <w:lvlJc w:val="left"/>
+      <w:pPr>
+        <w:ind w:left="5040" w:hanging="360"/>
+      </w:pPr>
+      <w:rPr>
+        <w:rFonts w:ascii="Symbol" w:hAnsi="Symbol" w:hint="default"/>
+      </w:rPr>
+    </w:lvl>
+    <w:lvl w:ilvl="7" w:tplc="2C0A0003" w:tentative="1">
+      <w:start w:val="1"/>
+      <w:numFmt w:val="bullet"/>
+      <w:lvlText w:val="o"/>
+      <w:lvlJc w:val="left"/>
+      <w:pPr>
+        <w:ind w:left="5760" w:hanging="360"/>
+      </w:pPr>
+      <w:rPr>
+        <w:rFonts w:ascii="Courier New" w:hAnsi="Courier New" w:cs="Courier New" w:hint="default"/>
+      </w:rPr>
+    </w:lvl>
+    <w:lvl w:ilvl="8" w:tplc="2C0A0005" w:tentative="1">
+      <w:start w:val="1"/>
+      <w:numFmt w:val="bullet"/>
+      <w:lvlText w:val=""/>
+      <w:lvlJc w:val="left"/>
+      <w:pPr>
+        <w:ind w:left="6480" w:hanging="360"/>
+      </w:pPr>
+      <w:rPr>
+        <w:rFonts w:ascii="Wingdings" w:hAnsi="Wingdings" w:hint="default"/>
+      </w:rPr>
+    </w:lvl>
+  </w:abstractNum>
+  <w:abstractNum w:abstractNumId="12" w15:restartNumberingAfterBreak="0">
     <w:nsid w:val="18523AEE"/>
     <w:multiLevelType w:val="hybridMultilevel"/>
     <w:tmpl w:val="E9B200AC"/>
@@ -4306,7 +5065,7 @@
       </w:rPr>
     </w:lvl>
   </w:abstractNum>
-  <w:abstractNum w:abstractNumId="11" w15:restartNumberingAfterBreak="0">
+  <w:abstractNum w:abstractNumId="13" w15:restartNumberingAfterBreak="0">
     <w:nsid w:val="1C1742A2"/>
     <w:multiLevelType w:val="multilevel"/>
     <w:tmpl w:val="F4D8BA1E"/>
@@ -4455,7 +5214,7 @@
       </w:rPr>
     </w:lvl>
   </w:abstractNum>
-  <w:abstractNum w:abstractNumId="12" w15:restartNumberingAfterBreak="0">
+  <w:abstractNum w:abstractNumId="14" w15:restartNumberingAfterBreak="0">
     <w:nsid w:val="1D1F60A7"/>
     <w:multiLevelType w:val="multilevel"/>
     <w:tmpl w:val="86864C8C"/>
@@ -4604,7 +5363,7 @@
       </w:rPr>
     </w:lvl>
   </w:abstractNum>
-  <w:abstractNum w:abstractNumId="13" w15:restartNumberingAfterBreak="0">
+  <w:abstractNum w:abstractNumId="15" w15:restartNumberingAfterBreak="0">
     <w:nsid w:val="1E26436E"/>
     <w:multiLevelType w:val="multilevel"/>
     <w:tmpl w:val="1346B522"/>
@@ -4753,7 +5512,156 @@
       </w:rPr>
     </w:lvl>
   </w:abstractNum>
-  <w:abstractNum w:abstractNumId="14" w15:restartNumberingAfterBreak="0">
+  <w:abstractNum w:abstractNumId="16" w15:restartNumberingAfterBreak="0">
+    <w:nsid w:val="1FAD5BC5"/>
+    <w:multiLevelType w:val="multilevel"/>
+    <w:tmpl w:val="A48C0D70"/>
+    <w:lvl w:ilvl="0">
+      <w:start w:val="1"/>
+      <w:numFmt w:val="bullet"/>
+      <w:lvlText w:val=""/>
+      <w:lvlJc w:val="left"/>
+      <w:pPr>
+        <w:tabs>
+          <w:tab w:val="num" w:pos="1494"/>
+        </w:tabs>
+        <w:ind w:left="1494" w:hanging="360"/>
+      </w:pPr>
+      <w:rPr>
+        <w:rFonts w:ascii="Symbol" w:hAnsi="Symbol" w:hint="default"/>
+        <w:sz w:val="20"/>
+      </w:rPr>
+    </w:lvl>
+    <w:lvl w:ilvl="1" w:tentative="1">
+      <w:start w:val="1"/>
+      <w:numFmt w:val="bullet"/>
+      <w:lvlText w:val="o"/>
+      <w:lvlJc w:val="left"/>
+      <w:pPr>
+        <w:tabs>
+          <w:tab w:val="num" w:pos="2214"/>
+        </w:tabs>
+        <w:ind w:left="2214" w:hanging="360"/>
+      </w:pPr>
+      <w:rPr>
+        <w:rFonts w:ascii="Courier New" w:hAnsi="Courier New" w:hint="default"/>
+        <w:sz w:val="20"/>
+      </w:rPr>
+    </w:lvl>
+    <w:lvl w:ilvl="2" w:tentative="1">
+      <w:start w:val="1"/>
+      <w:numFmt w:val="bullet"/>
+      <w:lvlText w:val=""/>
+      <w:lvlJc w:val="left"/>
+      <w:pPr>
+        <w:tabs>
+          <w:tab w:val="num" w:pos="2934"/>
+        </w:tabs>
+        <w:ind w:left="2934" w:hanging="360"/>
+      </w:pPr>
+      <w:rPr>
+        <w:rFonts w:ascii="Wingdings" w:hAnsi="Wingdings" w:hint="default"/>
+        <w:sz w:val="20"/>
+      </w:rPr>
+    </w:lvl>
+    <w:lvl w:ilvl="3" w:tentative="1">
+      <w:start w:val="1"/>
+      <w:numFmt w:val="bullet"/>
+      <w:lvlText w:val=""/>
+      <w:lvlJc w:val="left"/>
+      <w:pPr>
+        <w:tabs>
+          <w:tab w:val="num" w:pos="3654"/>
+        </w:tabs>
+        <w:ind w:left="3654" w:hanging="360"/>
+      </w:pPr>
+      <w:rPr>
+        <w:rFonts w:ascii="Wingdings" w:hAnsi="Wingdings" w:hint="default"/>
+        <w:sz w:val="20"/>
+      </w:rPr>
+    </w:lvl>
+    <w:lvl w:ilvl="4" w:tentative="1">
+      <w:start w:val="1"/>
+      <w:numFmt w:val="bullet"/>
+      <w:lvlText w:val=""/>
+      <w:lvlJc w:val="left"/>
+      <w:pPr>
+        <w:tabs>
+          <w:tab w:val="num" w:pos="4374"/>
+        </w:tabs>
+        <w:ind w:left="4374" w:hanging="360"/>
+      </w:pPr>
+      <w:rPr>
+        <w:rFonts w:ascii="Wingdings" w:hAnsi="Wingdings" w:hint="default"/>
+        <w:sz w:val="20"/>
+      </w:rPr>
+    </w:lvl>
+    <w:lvl w:ilvl="5" w:tentative="1">
+      <w:start w:val="1"/>
+      <w:numFmt w:val="bullet"/>
+      <w:lvlText w:val=""/>
+      <w:lvlJc w:val="left"/>
+      <w:pPr>
+        <w:tabs>
+          <w:tab w:val="num" w:pos="5094"/>
+        </w:tabs>
+        <w:ind w:left="5094" w:hanging="360"/>
+      </w:pPr>
+      <w:rPr>
+        <w:rFonts w:ascii="Wingdings" w:hAnsi="Wingdings" w:hint="default"/>
+        <w:sz w:val="20"/>
+      </w:rPr>
+    </w:lvl>
+    <w:lvl w:ilvl="6" w:tentative="1">
+      <w:start w:val="1"/>
+      <w:numFmt w:val="bullet"/>
+      <w:lvlText w:val=""/>
+      <w:lvlJc w:val="left"/>
+      <w:pPr>
+        <w:tabs>
+          <w:tab w:val="num" w:pos="5814"/>
+        </w:tabs>
+        <w:ind w:left="5814" w:hanging="360"/>
+      </w:pPr>
+      <w:rPr>
+        <w:rFonts w:ascii="Wingdings" w:hAnsi="Wingdings" w:hint="default"/>
+        <w:sz w:val="20"/>
+      </w:rPr>
+    </w:lvl>
+    <w:lvl w:ilvl="7" w:tentative="1">
+      <w:start w:val="1"/>
+      <w:numFmt w:val="bullet"/>
+      <w:lvlText w:val=""/>
+      <w:lvlJc w:val="left"/>
+      <w:pPr>
+        <w:tabs>
+          <w:tab w:val="num" w:pos="6534"/>
+        </w:tabs>
+        <w:ind w:left="6534" w:hanging="360"/>
+      </w:pPr>
+      <w:rPr>
+        <w:rFonts w:ascii="Wingdings" w:hAnsi="Wingdings" w:hint="default"/>
+        <w:sz w:val="20"/>
+      </w:rPr>
+    </w:lvl>
+    <w:lvl w:ilvl="8" w:tentative="1">
+      <w:start w:val="1"/>
+      <w:numFmt w:val="bullet"/>
+      <w:lvlText w:val=""/>
+      <w:lvlJc w:val="left"/>
+      <w:pPr>
+        <w:tabs>
+          <w:tab w:val="num" w:pos="7254"/>
+        </w:tabs>
+        <w:ind w:left="7254" w:hanging="360"/>
+      </w:pPr>
+      <w:rPr>
+        <w:rFonts w:ascii="Wingdings" w:hAnsi="Wingdings" w:hint="default"/>
+        <w:sz w:val="20"/>
+      </w:rPr>
+    </w:lvl>
+  </w:abstractNum>
+  <w:abstractNum w:abstractNumId="17" w15:restartNumberingAfterBreak="0">
     <w:nsid w:val="23813A27"/>
     <w:multiLevelType w:val="hybridMultilevel"/>
     <w:tmpl w:val="34AC1AF4"/>
@@ -4866,7 +5774,120 @@
       </w:rPr>
     </w:lvl>
   </w:abstractNum>
-  <w:abstractNum w:abstractNumId="15" w15:restartNumberingAfterBreak="0">
+  <w:abstractNum w:abstractNumId="18" w15:restartNumberingAfterBreak="0">
+    <w:nsid w:val="292A6415"/>
+    <w:multiLevelType w:val="hybridMultilevel"/>
+    <w:tmpl w:val="73167E2E"/>
+    <w:lvl w:ilvl="0" w:tplc="2C0A000B">
+      <w:start w:val="1"/>
+      <w:numFmt w:val="bullet"/>
+      <w:lvlText w:val=""/>
+      <w:lvlJc w:val="left"/>
+      <w:pPr>
+        <w:ind w:left="644" w:hanging="360"/>
+      </w:pPr>
+      <w:rPr>
+        <w:rFonts w:ascii="Wingdings" w:hAnsi="Wingdings" w:hint="default"/>
+      </w:rPr>
+    </w:lvl>
+    <w:lvl w:ilvl="1" w:tplc="2C0A0003" w:tentative="1">
+      <w:start w:val="1"/>
+      <w:numFmt w:val="bullet"/>
+      <w:lvlText w:val="o"/>
+      <w:lvlJc w:val="left"/>
+      <w:pPr>
+        <w:ind w:left="1364" w:hanging="360"/>
+      </w:pPr>
+      <w:rPr>
+        <w:rFonts w:ascii="Courier New" w:hAnsi="Courier New" w:cs="Courier New" w:hint="default"/>
+      </w:rPr>
+    </w:lvl>
+    <w:lvl w:ilvl="2" w:tplc="2C0A0005" w:tentative="1">
+      <w:start w:val="1"/>
+      <w:numFmt w:val="bullet"/>
+      <w:lvlText w:val=""/>
+      <w:lvlJc w:val="left"/>
+      <w:pPr>
+        <w:ind w:left="2084" w:hanging="360"/>
+      </w:pPr>
+      <w:rPr>
+        <w:rFonts w:ascii="Wingdings" w:hAnsi="Wingdings" w:hint="default"/>
+      </w:rPr>
+    </w:lvl>
+    <w:lvl w:ilvl="3" w:tplc="2C0A0001" w:tentative="1">
+      <w:start w:val="1"/>
+      <w:numFmt w:val="bullet"/>
+      <w:lvlText w:val=""/>
+      <w:lvlJc w:val="left"/>
+      <w:pPr>
+        <w:ind w:left="2804" w:hanging="360"/>
+      </w:pPr>
+      <w:rPr>
+        <w:rFonts w:ascii="Symbol" w:hAnsi="Symbol" w:hint="default"/>
+      </w:rPr>
+    </w:lvl>
+    <w:lvl w:ilvl="4" w:tplc="2C0A0003" w:tentative="1">
+      <w:start w:val="1"/>
+      <w:numFmt w:val="bullet"/>
+      <w:lvlText w:val="o"/>
+      <w:lvlJc w:val="left"/>
+      <w:pPr>
+        <w:ind w:left="3524" w:hanging="360"/>
+      </w:pPr>
+      <w:rPr>
+        <w:rFonts w:ascii="Courier New" w:hAnsi="Courier New" w:cs="Courier New" w:hint="default"/>
+      </w:rPr>
+    </w:lvl>
+    <w:lvl w:ilvl="5" w:tplc="2C0A0005" w:tentative="1">
+      <w:start w:val="1"/>
+      <w:numFmt w:val="bullet"/>
+      <w:lvlText w:val=""/>
+      <w:lvlJc w:val="left"/>
+      <w:pPr>
+        <w:ind w:left="4244" w:hanging="360"/>
+      </w:pPr>
+      <w:rPr>
+        <w:rFonts w:ascii="Wingdings" w:hAnsi="Wingdings" w:hint="default"/>
+      </w:rPr>
+    </w:lvl>
+    <w:lvl w:ilvl="6" w:tplc="2C0A0001" w:tentative="1">
+      <w:start w:val="1"/>
+      <w:numFmt w:val="bullet"/>
+      <w:lvlText w:val=""/>
+      <w:lvlJc w:val="left"/>
+      <w:pPr>
+        <w:ind w:left="4964" w:hanging="360"/>
+      </w:pPr>
+      <w:rPr>
+        <w:rFonts w:ascii="Symbol" w:hAnsi="Symbol" w:hint="default"/>
+      </w:rPr>
+    </w:lvl>
+    <w:lvl w:ilvl="7" w:tplc="2C0A0003" w:tentative="1">
+      <w:start w:val="1"/>
+      <w:numFmt w:val="bullet"/>
+      <w:lvlText w:val="o"/>
+      <w:lvlJc w:val="left"/>
+      <w:pPr>
+        <w:ind w:left="5684" w:hanging="360"/>
+      </w:pPr>
+      <w:rPr>
+        <w:rFonts w:ascii="Courier New" w:hAnsi="Courier New" w:cs="Courier New" w:hint="default"/>
+      </w:rPr>
+    </w:lvl>
+    <w:lvl w:ilvl="8" w:tplc="2C0A0005" w:tentative="1">
+      <w:start w:val="1"/>
+      <w:numFmt w:val="bullet"/>
+      <w:lvlText w:val=""/>
+      <w:lvlJc w:val="left"/>
+      <w:pPr>
+        <w:ind w:left="6404" w:hanging="360"/>
+      </w:pPr>
+      <w:rPr>
+        <w:rFonts w:ascii="Wingdings" w:hAnsi="Wingdings" w:hint="default"/>
+      </w:rPr>
+    </w:lvl>
+  </w:abstractNum>
+  <w:abstractNum w:abstractNumId="19" w15:restartNumberingAfterBreak="0">
     <w:nsid w:val="30155496"/>
     <w:multiLevelType w:val="hybridMultilevel"/>
     <w:tmpl w:val="803A994E"/>
@@ -4979,7 +6000,7 @@
       </w:rPr>
     </w:lvl>
   </w:abstractNum>
-  <w:abstractNum w:abstractNumId="16" w15:restartNumberingAfterBreak="0">
+  <w:abstractNum w:abstractNumId="20" w15:restartNumberingAfterBreak="0">
     <w:nsid w:val="357513B8"/>
     <w:multiLevelType w:val="multilevel"/>
     <w:tmpl w:val="3C725C9C"/>
@@ -5128,7 +6149,7 @@
       </w:rPr>
     </w:lvl>
   </w:abstractNum>
-  <w:abstractNum w:abstractNumId="17" w15:restartNumberingAfterBreak="0">
+  <w:abstractNum w:abstractNumId="21" w15:restartNumberingAfterBreak="0">
     <w:nsid w:val="38A70DC3"/>
     <w:multiLevelType w:val="multilevel"/>
     <w:tmpl w:val="5C801606"/>
@@ -5277,7 +6298,7 @@
       </w:rPr>
     </w:lvl>
   </w:abstractNum>
-  <w:abstractNum w:abstractNumId="18" w15:restartNumberingAfterBreak="0">
+  <w:abstractNum w:abstractNumId="22" w15:restartNumberingAfterBreak="0">
     <w:nsid w:val="3A1B4FD6"/>
     <w:multiLevelType w:val="multilevel"/>
     <w:tmpl w:val="EFC642E6"/>
@@ -5426,7 +6447,7 @@
       </w:rPr>
     </w:lvl>
   </w:abstractNum>
-  <w:abstractNum w:abstractNumId="19" w15:restartNumberingAfterBreak="0">
+  <w:abstractNum w:abstractNumId="23" w15:restartNumberingAfterBreak="0">
     <w:nsid w:val="3A243361"/>
     <w:multiLevelType w:val="hybridMultilevel"/>
     <w:tmpl w:val="A1523724"/>
@@ -5539,7 +6560,7 @@
       </w:rPr>
     </w:lvl>
   </w:abstractNum>
-  <w:abstractNum w:abstractNumId="20" w15:restartNumberingAfterBreak="0">
+  <w:abstractNum w:abstractNumId="24" w15:restartNumberingAfterBreak="0">
     <w:nsid w:val="3A8B1D08"/>
     <w:multiLevelType w:val="hybridMultilevel"/>
     <w:tmpl w:val="C2B67BA0"/>
@@ -5682,7 +6703,120 @@
       </w:rPr>
     </w:lvl>
   </w:abstractNum>
-  <w:abstractNum w:abstractNumId="21" w15:restartNumberingAfterBreak="0">
+  <w:abstractNum w:abstractNumId="25" w15:restartNumberingAfterBreak="0">
+    <w:nsid w:val="44C61287"/>
+    <w:multiLevelType w:val="hybridMultilevel"/>
+    <w:tmpl w:val="152A3F08"/>
+    <w:lvl w:ilvl="0" w:tplc="2C0A0001">
+      <w:start w:val="1"/>
+      <w:numFmt w:val="bullet"/>
+      <w:lvlText w:val=""/>
+      <w:lvlJc w:val="left"/>
+      <w:pPr>
+        <w:ind w:left="360" w:hanging="360"/>
+      </w:pPr>
+      <w:rPr>
+        <w:rFonts w:ascii="Symbol" w:hAnsi="Symbol" w:hint="default"/>
+      </w:rPr>
+    </w:lvl>
+    <w:lvl w:ilvl="1" w:tplc="2C0A0003" w:tentative="1">
+      <w:start w:val="1"/>
+      <w:numFmt w:val="bullet"/>
+      <w:lvlText w:val="o"/>
+      <w:lvlJc w:val="left"/>
+      <w:pPr>
+        <w:ind w:left="1080" w:hanging="360"/>
+      </w:pPr>
+      <w:rPr>
+        <w:rFonts w:ascii="Courier New" w:hAnsi="Courier New" w:cs="Courier New" w:hint="default"/>
+      </w:rPr>
+    </w:lvl>
+    <w:lvl w:ilvl="2" w:tplc="2C0A0005" w:tentative="1">
+      <w:start w:val="1"/>
+      <w:numFmt w:val="bullet"/>
+      <w:lvlText w:val=""/>
+      <w:lvlJc w:val="left"/>
+      <w:pPr>
+        <w:ind w:left="1800" w:hanging="360"/>
+      </w:pPr>
+      <w:rPr>
+        <w:rFonts w:ascii="Wingdings" w:hAnsi="Wingdings" w:hint="default"/>
+      </w:rPr>
+    </w:lvl>
+    <w:lvl w:ilvl="3" w:tplc="2C0A0001" w:tentative="1">
+      <w:start w:val="1"/>
+      <w:numFmt w:val="bullet"/>
+      <w:lvlText w:val=""/>
+      <w:lvlJc w:val="left"/>
+      <w:pPr>
+        <w:ind w:left="2520" w:hanging="360"/>
+      </w:pPr>
+      <w:rPr>
+        <w:rFonts w:ascii="Symbol" w:hAnsi="Symbol" w:hint="default"/>
+      </w:rPr>
+    </w:lvl>
+    <w:lvl w:ilvl="4" w:tplc="2C0A0003" w:tentative="1">
+      <w:start w:val="1"/>
+      <w:numFmt w:val="bullet"/>
+      <w:lvlText w:val="o"/>
+      <w:lvlJc w:val="left"/>
+      <w:pPr>
+        <w:ind w:left="3240" w:hanging="360"/>
+      </w:pPr>
+      <w:rPr>
+        <w:rFonts w:ascii="Courier New" w:hAnsi="Courier New" w:cs="Courier New" w:hint="default"/>
+      </w:rPr>
+    </w:lvl>
+    <w:lvl w:ilvl="5" w:tplc="2C0A0005" w:tentative="1">
+      <w:start w:val="1"/>
+      <w:numFmt w:val="bullet"/>
+      <w:lvlText w:val=""/>
+      <w:lvlJc w:val="left"/>
+      <w:pPr>
+        <w:ind w:left="3960" w:hanging="360"/>
+      </w:pPr>
+      <w:rPr>
+        <w:rFonts w:ascii="Wingdings" w:hAnsi="Wingdings" w:hint="default"/>
+      </w:rPr>
+    </w:lvl>
+    <w:lvl w:ilvl="6" w:tplc="2C0A0001" w:tentative="1">
+      <w:start w:val="1"/>
+      <w:numFmt w:val="bullet"/>
+      <w:lvlText w:val=""/>
+      <w:lvlJc w:val="left"/>
+      <w:pPr>
+        <w:ind w:left="4680" w:hanging="360"/>
+      </w:pPr>
+      <w:rPr>
+        <w:rFonts w:ascii="Symbol" w:hAnsi="Symbol" w:hint="default"/>
+      </w:rPr>
+    </w:lvl>
+    <w:lvl w:ilvl="7" w:tplc="2C0A0003" w:tentative="1">
+      <w:start w:val="1"/>
+      <w:numFmt w:val="bullet"/>
+      <w:lvlText w:val="o"/>
+      <w:lvlJc w:val="left"/>
+      <w:pPr>
+        <w:ind w:left="5400" w:hanging="360"/>
+      </w:pPr>
+      <w:rPr>
+        <w:rFonts w:ascii="Courier New" w:hAnsi="Courier New" w:cs="Courier New" w:hint="default"/>
+      </w:rPr>
+    </w:lvl>
+    <w:lvl w:ilvl="8" w:tplc="2C0A0005" w:tentative="1">
+      <w:start w:val="1"/>
+      <w:numFmt w:val="bullet"/>
+      <w:lvlText w:val=""/>
+      <w:lvlJc w:val="left"/>
+      <w:pPr>
+        <w:ind w:left="6120" w:hanging="360"/>
+      </w:pPr>
+      <w:rPr>
+        <w:rFonts w:ascii="Wingdings" w:hAnsi="Wingdings" w:hint="default"/>
+      </w:rPr>
+    </w:lvl>
+  </w:abstractNum>
+  <w:abstractNum w:abstractNumId="26" w15:restartNumberingAfterBreak="0">
     <w:nsid w:val="4B1F3BB8"/>
     <w:multiLevelType w:val="hybridMultilevel"/>
     <w:tmpl w:val="A27E6254"/>
@@ -5795,7 +6929,7 @@
       </w:rPr>
     </w:lvl>
   </w:abstractNum>
-  <w:abstractNum w:abstractNumId="22" w15:restartNumberingAfterBreak="0">
+  <w:abstractNum w:abstractNumId="27" w15:restartNumberingAfterBreak="0">
     <w:nsid w:val="4B7D3CBE"/>
     <w:multiLevelType w:val="multilevel"/>
     <w:tmpl w:val="0FE66A4A"/>
@@ -5944,7 +7078,7 @@
       </w:rPr>
     </w:lvl>
   </w:abstractNum>
-  <w:abstractNum w:abstractNumId="23" w15:restartNumberingAfterBreak="0">
+  <w:abstractNum w:abstractNumId="28" w15:restartNumberingAfterBreak="0">
     <w:nsid w:val="50592538"/>
     <w:multiLevelType w:val="hybridMultilevel"/>
     <w:tmpl w:val="9266D984"/>
@@ -6057,7 +7191,7 @@
       </w:rPr>
     </w:lvl>
   </w:abstractNum>
-  <w:abstractNum w:abstractNumId="24" w15:restartNumberingAfterBreak="0">
+  <w:abstractNum w:abstractNumId="29" w15:restartNumberingAfterBreak="0">
     <w:nsid w:val="51794C8D"/>
     <w:multiLevelType w:val="hybridMultilevel"/>
     <w:tmpl w:val="260E4C96"/>
@@ -6170,7 +7304,7 @@
       </w:rPr>
     </w:lvl>
   </w:abstractNum>
-  <w:abstractNum w:abstractNumId="25" w15:restartNumberingAfterBreak="0">
+  <w:abstractNum w:abstractNumId="30" w15:restartNumberingAfterBreak="0">
     <w:nsid w:val="52F12DE6"/>
     <w:multiLevelType w:val="hybridMultilevel"/>
     <w:tmpl w:val="FE6042AE"/>
@@ -6283,7 +7417,120 @@
       </w:rPr>
     </w:lvl>
   </w:abstractNum>
-  <w:abstractNum w:abstractNumId="26" w15:restartNumberingAfterBreak="0">
+  <w:abstractNum w:abstractNumId="31" w15:restartNumberingAfterBreak="0">
+    <w:nsid w:val="54092480"/>
+    <w:multiLevelType w:val="hybridMultilevel"/>
+    <w:tmpl w:val="D5F23178"/>
+    <w:lvl w:ilvl="0" w:tplc="55D2C8C0">
+      <w:start w:val="1"/>
+      <w:numFmt w:val="bullet"/>
+      <w:lvlText w:val=""/>
+      <w:lvlJc w:val="center"/>
+      <w:pPr>
+        <w:ind w:left="720" w:hanging="360"/>
+      </w:pPr>
+      <w:rPr>
+        <w:rFonts w:ascii="Symbol" w:hAnsi="Symbol" w:hint="default"/>
+      </w:rPr>
+    </w:lvl>
+    <w:lvl w:ilvl="1" w:tplc="2C0A0003" w:tentative="1">
+      <w:start w:val="1"/>
+      <w:numFmt w:val="bullet"/>
+      <w:lvlText w:val="o"/>
+      <w:lvlJc w:val="left"/>
+      <w:pPr>
+        <w:ind w:left="1440" w:hanging="360"/>
+      </w:pPr>
+      <w:rPr>
+        <w:rFonts w:ascii="Courier New" w:hAnsi="Courier New" w:cs="Courier New" w:hint="default"/>
+      </w:rPr>
+    </w:lvl>
+    <w:lvl w:ilvl="2" w:tplc="2C0A0005">
+      <w:start w:val="1"/>
+      <w:numFmt w:val="bullet"/>
+      <w:lvlText w:val=""/>
+      <w:lvlJc w:val="left"/>
+      <w:pPr>
+        <w:ind w:left="644" w:hanging="360"/>
+      </w:pPr>
+      <w:rPr>
+        <w:rFonts w:ascii="Wingdings" w:hAnsi="Wingdings" w:hint="default"/>
+      </w:rPr>
+    </w:lvl>
+    <w:lvl w:ilvl="3" w:tplc="2C0A0001" w:tentative="1">
+      <w:start w:val="1"/>
+      <w:numFmt w:val="bullet"/>
+      <w:lvlText w:val=""/>
+      <w:lvlJc w:val="left"/>
+      <w:pPr>
+        <w:ind w:left="2880" w:hanging="360"/>
+      </w:pPr>
+      <w:rPr>
+        <w:rFonts w:ascii="Symbol" w:hAnsi="Symbol" w:hint="default"/>
+      </w:rPr>
+    </w:lvl>
+    <w:lvl w:ilvl="4" w:tplc="2C0A0003" w:tentative="1">
+      <w:start w:val="1"/>
+      <w:numFmt w:val="bullet"/>
+      <w:lvlText w:val="o"/>
+      <w:lvlJc w:val="left"/>
+      <w:pPr>
+        <w:ind w:left="3600" w:hanging="360"/>
+      </w:pPr>
+      <w:rPr>
+        <w:rFonts w:ascii="Courier New" w:hAnsi="Courier New" w:cs="Courier New" w:hint="default"/>
+      </w:rPr>
+    </w:lvl>
+    <w:lvl w:ilvl="5" w:tplc="2C0A0005" w:tentative="1">
+      <w:start w:val="1"/>
+      <w:numFmt w:val="bullet"/>
+      <w:lvlText w:val=""/>
+      <w:lvlJc w:val="left"/>
+      <w:pPr>
+        <w:ind w:left="4320" w:hanging="360"/>
+      </w:pPr>
+      <w:rPr>
+        <w:rFonts w:ascii="Wingdings" w:hAnsi="Wingdings" w:hint="default"/>
+      </w:rPr>
+    </w:lvl>
+    <w:lvl w:ilvl="6" w:tplc="2C0A0001" w:tentative="1">
+      <w:start w:val="1"/>
+      <w:numFmt w:val="bullet"/>
+      <w:lvlText w:val=""/>
+      <w:lvlJc w:val="left"/>
+      <w:pPr>
+        <w:ind w:left="5040" w:hanging="360"/>
+      </w:pPr>
+      <w:rPr>
+        <w:rFonts w:ascii="Symbol" w:hAnsi="Symbol" w:hint="default"/>
+      </w:rPr>
+    </w:lvl>
+    <w:lvl w:ilvl="7" w:tplc="2C0A0003" w:tentative="1">
+      <w:start w:val="1"/>
+      <w:numFmt w:val="bullet"/>
+      <w:lvlText w:val="o"/>
+      <w:lvlJc w:val="left"/>
+      <w:pPr>
+        <w:ind w:left="5760" w:hanging="360"/>
+      </w:pPr>
+      <w:rPr>
+        <w:rFonts w:ascii="Courier New" w:hAnsi="Courier New" w:cs="Courier New" w:hint="default"/>
+      </w:rPr>
+    </w:lvl>
+    <w:lvl w:ilvl="8" w:tplc="2C0A0005" w:tentative="1">
+      <w:start w:val="1"/>
+      <w:numFmt w:val="bullet"/>
+      <w:lvlText w:val=""/>
+      <w:lvlJc w:val="left"/>
+      <w:pPr>
+        <w:ind w:left="6480" w:hanging="360"/>
+      </w:pPr>
+      <w:rPr>
+        <w:rFonts w:ascii="Wingdings" w:hAnsi="Wingdings" w:hint="default"/>
+      </w:rPr>
+    </w:lvl>
+  </w:abstractNum>
+  <w:abstractNum w:abstractNumId="32" w15:restartNumberingAfterBreak="0">
     <w:nsid w:val="582249BC"/>
     <w:multiLevelType w:val="multilevel"/>
     <w:tmpl w:val="CD6AED86"/>
@@ -6432,7 +7679,7 @@
       </w:rPr>
     </w:lvl>
   </w:abstractNum>
-  <w:abstractNum w:abstractNumId="27" w15:restartNumberingAfterBreak="0">
+  <w:abstractNum w:abstractNumId="33" w15:restartNumberingAfterBreak="0">
     <w:nsid w:val="5C9B6B10"/>
     <w:multiLevelType w:val="hybridMultilevel"/>
     <w:tmpl w:val="0B307EA6"/>
@@ -6545,7 +7792,7 @@
       </w:rPr>
     </w:lvl>
   </w:abstractNum>
-  <w:abstractNum w:abstractNumId="28" w15:restartNumberingAfterBreak="0">
+  <w:abstractNum w:abstractNumId="34" w15:restartNumberingAfterBreak="0">
     <w:nsid w:val="5D1D5DE1"/>
     <w:multiLevelType w:val="multilevel"/>
     <w:tmpl w:val="90128C30"/>
@@ -6694,7 +7941,7 @@
       </w:rPr>
     </w:lvl>
   </w:abstractNum>
-  <w:abstractNum w:abstractNumId="29" w15:restartNumberingAfterBreak="0">
+  <w:abstractNum w:abstractNumId="35" w15:restartNumberingAfterBreak="0">
     <w:nsid w:val="5FDD76FE"/>
     <w:multiLevelType w:val="hybridMultilevel"/>
     <w:tmpl w:val="72268ECE"/>
@@ -6835,7 +8082,120 @@
       </w:rPr>
     </w:lvl>
   </w:abstractNum>
-  <w:abstractNum w:abstractNumId="30" w15:restartNumberingAfterBreak="0">
+  <w:abstractNum w:abstractNumId="36" w15:restartNumberingAfterBreak="0">
+    <w:nsid w:val="606C4E65"/>
+    <w:multiLevelType w:val="hybridMultilevel"/>
+    <w:tmpl w:val="8D927D74"/>
+    <w:lvl w:ilvl="0" w:tplc="2C0A0001">
+      <w:start w:val="1"/>
+      <w:numFmt w:val="bullet"/>
+      <w:lvlText w:val=""/>
+      <w:lvlJc w:val="left"/>
+      <w:pPr>
+        <w:ind w:left="720" w:hanging="360"/>
+      </w:pPr>
+      <w:rPr>
+        <w:rFonts w:ascii="Symbol" w:hAnsi="Symbol" w:hint="default"/>
+      </w:rPr>
+    </w:lvl>
+    <w:lvl w:ilvl="1" w:tplc="2C0A0003" w:tentative="1">
+      <w:start w:val="1"/>
+      <w:numFmt w:val="bullet"/>
+      <w:lvlText w:val="o"/>
+      <w:lvlJc w:val="left"/>
+      <w:pPr>
+        <w:ind w:left="1440" w:hanging="360"/>
+      </w:pPr>
+      <w:rPr>
+        <w:rFonts w:ascii="Courier New" w:hAnsi="Courier New" w:cs="Courier New" w:hint="default"/>
+      </w:rPr>
+    </w:lvl>
+    <w:lvl w:ilvl="2" w:tplc="2C0A0005">
+      <w:start w:val="1"/>
+      <w:numFmt w:val="bullet"/>
+      <w:lvlText w:val=""/>
+      <w:lvlJc w:val="left"/>
+      <w:pPr>
+        <w:ind w:left="2160" w:hanging="360"/>
+      </w:pPr>
+      <w:rPr>
+        <w:rFonts w:ascii="Wingdings" w:hAnsi="Wingdings" w:hint="default"/>
+      </w:rPr>
+    </w:lvl>
+    <w:lvl w:ilvl="3" w:tplc="2C0A0001" w:tentative="1">
+      <w:start w:val="1"/>
+      <w:numFmt w:val="bullet"/>
+      <w:lvlText w:val=""/>
+      <w:lvlJc w:val="left"/>
+      <w:pPr>
+        <w:ind w:left="2880" w:hanging="360"/>
+      </w:pPr>
+      <w:rPr>
+        <w:rFonts w:ascii="Symbol" w:hAnsi="Symbol" w:hint="default"/>
+      </w:rPr>
+    </w:lvl>
+    <w:lvl w:ilvl="4" w:tplc="2C0A0003" w:tentative="1">
+      <w:start w:val="1"/>
+      <w:numFmt w:val="bullet"/>
+      <w:lvlText w:val="o"/>
+      <w:lvlJc w:val="left"/>
+      <w:pPr>
+        <w:ind w:left="3600" w:hanging="360"/>
+      </w:pPr>
+      <w:rPr>
+        <w:rFonts w:ascii="Courier New" w:hAnsi="Courier New" w:cs="Courier New" w:hint="default"/>
+      </w:rPr>
+    </w:lvl>
+    <w:lvl w:ilvl="5" w:tplc="2C0A0005" w:tentative="1">
+      <w:start w:val="1"/>
+      <w:numFmt w:val="bullet"/>
+      <w:lvlText w:val=""/>
+      <w:lvlJc w:val="left"/>
+      <w:pPr>
+        <w:ind w:left="4320" w:hanging="360"/>
+      </w:pPr>
+      <w:rPr>
+        <w:rFonts w:ascii="Wingdings" w:hAnsi="Wingdings" w:hint="default"/>
+      </w:rPr>
+    </w:lvl>
+    <w:lvl w:ilvl="6" w:tplc="2C0A0001" w:tentative="1">
+      <w:start w:val="1"/>
+      <w:numFmt w:val="bullet"/>
+      <w:lvlText w:val=""/>
+      <w:lvlJc w:val="left"/>
+      <w:pPr>
+        <w:ind w:left="5040" w:hanging="360"/>
+      </w:pPr>
+      <w:rPr>
+        <w:rFonts w:ascii="Symbol" w:hAnsi="Symbol" w:hint="default"/>
+      </w:rPr>
+    </w:lvl>
+    <w:lvl w:ilvl="7" w:tplc="2C0A0003" w:tentative="1">
+      <w:start w:val="1"/>
+      <w:numFmt w:val="bullet"/>
+      <w:lvlText w:val="o"/>
+      <w:lvlJc w:val="left"/>
+      <w:pPr>
+        <w:ind w:left="5760" w:hanging="360"/>
+      </w:pPr>
+      <w:rPr>
+        <w:rFonts w:ascii="Courier New" w:hAnsi="Courier New" w:cs="Courier New" w:hint="default"/>
+      </w:rPr>
+    </w:lvl>
+    <w:lvl w:ilvl="8" w:tplc="2C0A0005" w:tentative="1">
+      <w:start w:val="1"/>
+      <w:numFmt w:val="bullet"/>
+      <w:lvlText w:val=""/>
+      <w:lvlJc w:val="left"/>
+      <w:pPr>
+        <w:ind w:left="6480" w:hanging="360"/>
+      </w:pPr>
+      <w:rPr>
+        <w:rFonts w:ascii="Wingdings" w:hAnsi="Wingdings" w:hint="default"/>
+      </w:rPr>
+    </w:lvl>
+  </w:abstractNum>
+  <w:abstractNum w:abstractNumId="37" w15:restartNumberingAfterBreak="0">
     <w:nsid w:val="6B3933D8"/>
     <w:multiLevelType w:val="hybridMultilevel"/>
     <w:tmpl w:val="6964A398"/>
@@ -6948,7 +8308,7 @@
       </w:rPr>
     </w:lvl>
   </w:abstractNum>
-  <w:abstractNum w:abstractNumId="31" w15:restartNumberingAfterBreak="0">
+  <w:abstractNum w:abstractNumId="38" w15:restartNumberingAfterBreak="0">
     <w:nsid w:val="6CBE7397"/>
     <w:multiLevelType w:val="hybridMultilevel"/>
     <w:tmpl w:val="4C8E41C2"/>
@@ -7061,7 +8421,120 @@
       </w:rPr>
     </w:lvl>
   </w:abstractNum>
-  <w:abstractNum w:abstractNumId="32" w15:restartNumberingAfterBreak="0">
+  <w:abstractNum w:abstractNumId="39" w15:restartNumberingAfterBreak="0">
+    <w:nsid w:val="715935AC"/>
+    <w:multiLevelType w:val="hybridMultilevel"/>
+    <w:tmpl w:val="AC2C87EC"/>
+    <w:lvl w:ilvl="0" w:tplc="55D2C8C0">
+      <w:start w:val="1"/>
+      <w:numFmt w:val="bullet"/>
+      <w:lvlText w:val=""/>
+      <w:lvlJc w:val="center"/>
+      <w:pPr>
+        <w:ind w:left="360" w:hanging="360"/>
+      </w:pPr>
+      <w:rPr>
+        <w:rFonts w:ascii="Symbol" w:hAnsi="Symbol" w:hint="default"/>
+      </w:rPr>
+    </w:lvl>
+    <w:lvl w:ilvl="1" w:tplc="2C0A0003" w:tentative="1">
+      <w:start w:val="1"/>
+      <w:numFmt w:val="bullet"/>
+      <w:lvlText w:val="o"/>
+      <w:lvlJc w:val="left"/>
+      <w:pPr>
+        <w:ind w:left="1080" w:hanging="360"/>
+      </w:pPr>
+      <w:rPr>
+        <w:rFonts w:ascii="Courier New" w:hAnsi="Courier New" w:cs="Courier New" w:hint="default"/>
+      </w:rPr>
+    </w:lvl>
+    <w:lvl w:ilvl="2" w:tplc="2C0A0005" w:tentative="1">
+      <w:start w:val="1"/>
+      <w:numFmt w:val="bullet"/>
+      <w:lvlText w:val=""/>
+      <w:lvlJc w:val="left"/>
+      <w:pPr>
+        <w:ind w:left="1800" w:hanging="360"/>
+      </w:pPr>
+      <w:rPr>
+        <w:rFonts w:ascii="Wingdings" w:hAnsi="Wingdings" w:hint="default"/>
+      </w:rPr>
+    </w:lvl>
+    <w:lvl w:ilvl="3" w:tplc="2C0A0001" w:tentative="1">
+      <w:start w:val="1"/>
+      <w:numFmt w:val="bullet"/>
+      <w:lvlText w:val=""/>
+      <w:lvlJc w:val="left"/>
+      <w:pPr>
+        <w:ind w:left="2520" w:hanging="360"/>
+      </w:pPr>
+      <w:rPr>
+        <w:rFonts w:ascii="Symbol" w:hAnsi="Symbol" w:hint="default"/>
+      </w:rPr>
+    </w:lvl>
+    <w:lvl w:ilvl="4" w:tplc="2C0A0003" w:tentative="1">
+      <w:start w:val="1"/>
+      <w:numFmt w:val="bullet"/>
+      <w:lvlText w:val="o"/>
+      <w:lvlJc w:val="left"/>
+      <w:pPr>
+        <w:ind w:left="3240" w:hanging="360"/>
+      </w:pPr>
+      <w:rPr>
+        <w:rFonts w:ascii="Courier New" w:hAnsi="Courier New" w:cs="Courier New" w:hint="default"/>
+      </w:rPr>
+    </w:lvl>
+    <w:lvl w:ilvl="5" w:tplc="2C0A0005" w:tentative="1">
+      <w:start w:val="1"/>
+      <w:numFmt w:val="bullet"/>
+      <w:lvlText w:val=""/>
+      <w:lvlJc w:val="left"/>
+      <w:pPr>
+        <w:ind w:left="3960" w:hanging="360"/>
+      </w:pPr>
+      <w:rPr>
+        <w:rFonts w:ascii="Wingdings" w:hAnsi="Wingdings" w:hint="default"/>
+      </w:rPr>
+    </w:lvl>
+    <w:lvl w:ilvl="6" w:tplc="2C0A0001" w:tentative="1">
+      <w:start w:val="1"/>
+      <w:numFmt w:val="bullet"/>
+      <w:lvlText w:val=""/>
+      <w:lvlJc w:val="left"/>
+      <w:pPr>
+        <w:ind w:left="4680" w:hanging="360"/>
+      </w:pPr>
+      <w:rPr>
+        <w:rFonts w:ascii="Symbol" w:hAnsi="Symbol" w:hint="default"/>
+      </w:rPr>
+    </w:lvl>
+    <w:lvl w:ilvl="7" w:tplc="2C0A0003" w:tentative="1">
+      <w:start w:val="1"/>
+      <w:numFmt w:val="bullet"/>
+      <w:lvlText w:val="o"/>
+      <w:lvlJc w:val="left"/>
+      <w:pPr>
+        <w:ind w:left="5400" w:hanging="360"/>
+      </w:pPr>
+      <w:rPr>
+        <w:rFonts w:ascii="Courier New" w:hAnsi="Courier New" w:cs="Courier New" w:hint="default"/>
+      </w:rPr>
+    </w:lvl>
+    <w:lvl w:ilvl="8" w:tplc="2C0A0005" w:tentative="1">
+      <w:start w:val="1"/>
+      <w:numFmt w:val="bullet"/>
+      <w:lvlText w:val=""/>
+      <w:lvlJc w:val="left"/>
+      <w:pPr>
+        <w:ind w:left="6120" w:hanging="360"/>
+      </w:pPr>
+      <w:rPr>
+        <w:rFonts w:ascii="Wingdings" w:hAnsi="Wingdings" w:hint="default"/>
+      </w:rPr>
+    </w:lvl>
+  </w:abstractNum>
+  <w:abstractNum w:abstractNumId="40" w15:restartNumberingAfterBreak="0">
     <w:nsid w:val="73C75FF5"/>
     <w:multiLevelType w:val="hybridMultilevel"/>
     <w:tmpl w:val="EE2E1E48"/>
@@ -7174,7 +8647,7 @@
       </w:rPr>
     </w:lvl>
   </w:abstractNum>
-  <w:abstractNum w:abstractNumId="33" w15:restartNumberingAfterBreak="0">
+  <w:abstractNum w:abstractNumId="41" w15:restartNumberingAfterBreak="0">
     <w:nsid w:val="761E2181"/>
     <w:multiLevelType w:val="multilevel"/>
     <w:tmpl w:val="00E801BE"/>
@@ -7323,7 +8796,346 @@
       </w:rPr>
     </w:lvl>
   </w:abstractNum>
-  <w:abstractNum w:abstractNumId="34" w15:restartNumberingAfterBreak="0">
+  <w:abstractNum w:abstractNumId="42" w15:restartNumberingAfterBreak="0">
+    <w:nsid w:val="76736FDA"/>
+    <w:multiLevelType w:val="hybridMultilevel"/>
+    <w:tmpl w:val="7BF4A93E"/>
+    <w:lvl w:ilvl="0" w:tplc="2C0A000B">
+      <w:start w:val="1"/>
+      <w:numFmt w:val="bullet"/>
+      <w:lvlText w:val=""/>
+      <w:lvlJc w:val="left"/>
+      <w:pPr>
+        <w:ind w:left="720" w:hanging="360"/>
+      </w:pPr>
+      <w:rPr>
+        <w:rFonts w:ascii="Wingdings" w:hAnsi="Wingdings" w:hint="default"/>
+      </w:rPr>
+    </w:lvl>
+    <w:lvl w:ilvl="1" w:tplc="2C0A0003" w:tentative="1">
+      <w:start w:val="1"/>
+      <w:numFmt w:val="bullet"/>
+      <w:lvlText w:val="o"/>
+      <w:lvlJc w:val="left"/>
+      <w:pPr>
+        <w:ind w:left="1440" w:hanging="360"/>
+      </w:pPr>
+      <w:rPr>
+        <w:rFonts w:ascii="Courier New" w:hAnsi="Courier New" w:cs="Courier New" w:hint="default"/>
+      </w:rPr>
+    </w:lvl>
+    <w:lvl w:ilvl="2" w:tplc="2C0A0005" w:tentative="1">
+      <w:start w:val="1"/>
+      <w:numFmt w:val="bullet"/>
+      <w:lvlText w:val=""/>
+      <w:lvlJc w:val="left"/>
+      <w:pPr>
+        <w:ind w:left="2160" w:hanging="360"/>
+      </w:pPr>
+      <w:rPr>
+        <w:rFonts w:ascii="Wingdings" w:hAnsi="Wingdings" w:hint="default"/>
+      </w:rPr>
+    </w:lvl>
+    <w:lvl w:ilvl="3" w:tplc="2C0A0001" w:tentative="1">
+      <w:start w:val="1"/>
+      <w:numFmt w:val="bullet"/>
+      <w:lvlText w:val=""/>
+      <w:lvlJc w:val="left"/>
+      <w:pPr>
+        <w:ind w:left="2880" w:hanging="360"/>
+      </w:pPr>
+      <w:rPr>
+        <w:rFonts w:ascii="Symbol" w:hAnsi="Symbol" w:hint="default"/>
+      </w:rPr>
+    </w:lvl>
+    <w:lvl w:ilvl="4" w:tplc="2C0A0003" w:tentative="1">
+      <w:start w:val="1"/>
+      <w:numFmt w:val="bullet"/>
+      <w:lvlText w:val="o"/>
+      <w:lvlJc w:val="left"/>
+      <w:pPr>
+        <w:ind w:left="3600" w:hanging="360"/>
+      </w:pPr>
+      <w:rPr>
+        <w:rFonts w:ascii="Courier New" w:hAnsi="Courier New" w:cs="Courier New" w:hint="default"/>
+      </w:rPr>
+    </w:lvl>
+    <w:lvl w:ilvl="5" w:tplc="2C0A0005" w:tentative="1">
+      <w:start w:val="1"/>
+      <w:numFmt w:val="bullet"/>
+      <w:lvlText w:val=""/>
+      <w:lvlJc w:val="left"/>
+      <w:pPr>
+        <w:ind w:left="4320" w:hanging="360"/>
+      </w:pPr>
+      <w:rPr>
+        <w:rFonts w:ascii="Wingdings" w:hAnsi="Wingdings" w:hint="default"/>
+      </w:rPr>
+    </w:lvl>
+    <w:lvl w:ilvl="6" w:tplc="2C0A0001" w:tentative="1">
+      <w:start w:val="1"/>
+      <w:numFmt w:val="bullet"/>
+      <w:lvlText w:val=""/>
+      <w:lvlJc w:val="left"/>
+      <w:pPr>
+        <w:ind w:left="5040" w:hanging="360"/>
+      </w:pPr>
+      <w:rPr>
+        <w:rFonts w:ascii="Symbol" w:hAnsi="Symbol" w:hint="default"/>
+      </w:rPr>
+    </w:lvl>
+    <w:lvl w:ilvl="7" w:tplc="2C0A0003" w:tentative="1">
+      <w:start w:val="1"/>
+      <w:numFmt w:val="bullet"/>
+      <w:lvlText w:val="o"/>
+      <w:lvlJc w:val="left"/>
+      <w:pPr>
+        <w:ind w:left="5760" w:hanging="360"/>
+      </w:pPr>
+      <w:rPr>
+        <w:rFonts w:ascii="Courier New" w:hAnsi="Courier New" w:cs="Courier New" w:hint="default"/>
+      </w:rPr>
+    </w:lvl>
+    <w:lvl w:ilvl="8" w:tplc="2C0A0005" w:tentative="1">
+      <w:start w:val="1"/>
+      <w:numFmt w:val="bullet"/>
+      <w:lvlText w:val=""/>
+      <w:lvlJc w:val="left"/>
+      <w:pPr>
+        <w:ind w:left="6480" w:hanging="360"/>
+      </w:pPr>
+      <w:rPr>
+        <w:rFonts w:ascii="Wingdings" w:hAnsi="Wingdings" w:hint="default"/>
+      </w:rPr>
+    </w:lvl>
+  </w:abstractNum>
+  <w:abstractNum w:abstractNumId="43" w15:restartNumberingAfterBreak="0">
+    <w:nsid w:val="778F7214"/>
+    <w:multiLevelType w:val="hybridMultilevel"/>
+    <w:tmpl w:val="72A0C19A"/>
+    <w:lvl w:ilvl="0" w:tplc="2C0A0001">
+      <w:start w:val="1"/>
+      <w:numFmt w:val="bullet"/>
+      <w:lvlText w:val=""/>
+      <w:lvlJc w:val="left"/>
+      <w:pPr>
+        <w:ind w:left="360" w:hanging="360"/>
+      </w:pPr>
+      <w:rPr>
+        <w:rFonts w:ascii="Symbol" w:hAnsi="Symbol" w:hint="default"/>
+      </w:rPr>
+    </w:lvl>
+    <w:lvl w:ilvl="1" w:tplc="2C0A0003" w:tentative="1">
+      <w:start w:val="1"/>
+      <w:numFmt w:val="bullet"/>
+      <w:lvlText w:val="o"/>
+      <w:lvlJc w:val="left"/>
+      <w:pPr>
+        <w:ind w:left="1080" w:hanging="360"/>
+      </w:pPr>
+      <w:rPr>
+        <w:rFonts w:ascii="Courier New" w:hAnsi="Courier New" w:cs="Courier New" w:hint="default"/>
+      </w:rPr>
+    </w:lvl>
+    <w:lvl w:ilvl="2" w:tplc="2C0A0005" w:tentative="1">
+      <w:start w:val="1"/>
+      <w:numFmt w:val="bullet"/>
+      <w:lvlText w:val=""/>
+      <w:lvlJc w:val="left"/>
+      <w:pPr>
+        <w:ind w:left="1800" w:hanging="360"/>
+      </w:pPr>
+      <w:rPr>
+        <w:rFonts w:ascii="Wingdings" w:hAnsi="Wingdings" w:hint="default"/>
+      </w:rPr>
+    </w:lvl>
+    <w:lvl w:ilvl="3" w:tplc="2C0A0001" w:tentative="1">
+      <w:start w:val="1"/>
+      <w:numFmt w:val="bullet"/>
+      <w:lvlText w:val=""/>
+      <w:lvlJc w:val="left"/>
+      <w:pPr>
+        <w:ind w:left="2520" w:hanging="360"/>
+      </w:pPr>
+      <w:rPr>
+        <w:rFonts w:ascii="Symbol" w:hAnsi="Symbol" w:hint="default"/>
+      </w:rPr>
+    </w:lvl>
+    <w:lvl w:ilvl="4" w:tplc="2C0A0003" w:tentative="1">
+      <w:start w:val="1"/>
+      <w:numFmt w:val="bullet"/>
+      <w:lvlText w:val="o"/>
+      <w:lvlJc w:val="left"/>
+      <w:pPr>
+        <w:ind w:left="3240" w:hanging="360"/>
+      </w:pPr>
+      <w:rPr>
+        <w:rFonts w:ascii="Courier New" w:hAnsi="Courier New" w:cs="Courier New" w:hint="default"/>
+      </w:rPr>
+    </w:lvl>
+    <w:lvl w:ilvl="5" w:tplc="2C0A0005" w:tentative="1">
+      <w:start w:val="1"/>
+      <w:numFmt w:val="bullet"/>
+      <w:lvlText w:val=""/>
+      <w:lvlJc w:val="left"/>
+      <w:pPr>
+        <w:ind w:left="3960" w:hanging="360"/>
+      </w:pPr>
+      <w:rPr>
+        <w:rFonts w:ascii="Wingdings" w:hAnsi="Wingdings" w:hint="default"/>
+      </w:rPr>
+    </w:lvl>
+    <w:lvl w:ilvl="6" w:tplc="2C0A0001" w:tentative="1">
+      <w:start w:val="1"/>
+      <w:numFmt w:val="bullet"/>
+      <w:lvlText w:val=""/>
+      <w:lvlJc w:val="left"/>
+      <w:pPr>
+        <w:ind w:left="4680" w:hanging="360"/>
+      </w:pPr>
+      <w:rPr>
+        <w:rFonts w:ascii="Symbol" w:hAnsi="Symbol" w:hint="default"/>
+      </w:rPr>
+    </w:lvl>
+    <w:lvl w:ilvl="7" w:tplc="2C0A0003" w:tentative="1">
+      <w:start w:val="1"/>
+      <w:numFmt w:val="bullet"/>
+      <w:lvlText w:val="o"/>
+      <w:lvlJc w:val="left"/>
+      <w:pPr>
+        <w:ind w:left="5400" w:hanging="360"/>
+      </w:pPr>
+      <w:rPr>
+        <w:rFonts w:ascii="Courier New" w:hAnsi="Courier New" w:cs="Courier New" w:hint="default"/>
+      </w:rPr>
+    </w:lvl>
+    <w:lvl w:ilvl="8" w:tplc="2C0A0005" w:tentative="1">
+      <w:start w:val="1"/>
+      <w:numFmt w:val="bullet"/>
+      <w:lvlText w:val=""/>
+      <w:lvlJc w:val="left"/>
+      <w:pPr>
+        <w:ind w:left="6120" w:hanging="360"/>
+      </w:pPr>
+      <w:rPr>
+        <w:rFonts w:ascii="Wingdings" w:hAnsi="Wingdings" w:hint="default"/>
+      </w:rPr>
+    </w:lvl>
+  </w:abstractNum>
+  <w:abstractNum w:abstractNumId="44" w15:restartNumberingAfterBreak="0">
+    <w:nsid w:val="7BEA09EB"/>
+    <w:multiLevelType w:val="hybridMultilevel"/>
+    <w:tmpl w:val="43463000"/>
+    <w:lvl w:ilvl="0" w:tplc="2C0A0001">
+      <w:start w:val="1"/>
+      <w:numFmt w:val="bullet"/>
+      <w:lvlText w:val=""/>
+      <w:lvlJc w:val="left"/>
+      <w:pPr>
+        <w:ind w:left="720" w:hanging="360"/>
+      </w:pPr>
+      <w:rPr>
+        <w:rFonts w:ascii="Symbol" w:hAnsi="Symbol" w:hint="default"/>
+      </w:rPr>
+    </w:lvl>
+    <w:lvl w:ilvl="1" w:tplc="2C0A0003" w:tentative="1">
+      <w:start w:val="1"/>
+      <w:numFmt w:val="bullet"/>
+      <w:lvlText w:val="o"/>
+      <w:lvlJc w:val="left"/>
+      <w:pPr>
+        <w:ind w:left="1440" w:hanging="360"/>
+      </w:pPr>
+      <w:rPr>
+        <w:rFonts w:ascii="Courier New" w:hAnsi="Courier New" w:cs="Courier New" w:hint="default"/>
+      </w:rPr>
+    </w:lvl>
+    <w:lvl w:ilvl="2" w:tplc="2C0A0005">
+      <w:start w:val="1"/>
+      <w:numFmt w:val="bullet"/>
+      <w:lvlText w:val=""/>
+      <w:lvlJc w:val="left"/>
+      <w:pPr>
+        <w:ind w:left="2160" w:hanging="360"/>
+      </w:pPr>
+      <w:rPr>
+        <w:rFonts w:ascii="Wingdings" w:hAnsi="Wingdings" w:hint="default"/>
+      </w:rPr>
+    </w:lvl>
+    <w:lvl w:ilvl="3" w:tplc="2C0A0001" w:tentative="1">
+      <w:start w:val="1"/>
+      <w:numFmt w:val="bullet"/>
+      <w:lvlText w:val=""/>
+      <w:lvlJc w:val="left"/>
+      <w:pPr>
+        <w:ind w:left="2880" w:hanging="360"/>
+      </w:pPr>
+      <w:rPr>
+        <w:rFonts w:ascii="Symbol" w:hAnsi="Symbol" w:hint="default"/>
+      </w:rPr>
+    </w:lvl>
+    <w:lvl w:ilvl="4" w:tplc="2C0A0003" w:tentative="1">
+      <w:start w:val="1"/>
+      <w:numFmt w:val="bullet"/>
+      <w:lvlText w:val="o"/>
+      <w:lvlJc w:val="left"/>
+      <w:pPr>
+        <w:ind w:left="3600" w:hanging="360"/>
+      </w:pPr>
+      <w:rPr>
+        <w:rFonts w:ascii="Courier New" w:hAnsi="Courier New" w:cs="Courier New" w:hint="default"/>
+      </w:rPr>
+    </w:lvl>
+    <w:lvl w:ilvl="5" w:tplc="2C0A0005" w:tentative="1">
+      <w:start w:val="1"/>
+      <w:numFmt w:val="bullet"/>
+      <w:lvlText w:val=""/>
+      <w:lvlJc w:val="left"/>
+      <w:pPr>
+        <w:ind w:left="4320" w:hanging="360"/>
+      </w:pPr>
+      <w:rPr>
+        <w:rFonts w:ascii="Wingdings" w:hAnsi="Wingdings" w:hint="default"/>
+      </w:rPr>
+    </w:lvl>
+    <w:lvl w:ilvl="6" w:tplc="2C0A0001" w:tentative="1">
+      <w:start w:val="1"/>
+      <w:numFmt w:val="bullet"/>
+      <w:lvlText w:val=""/>
+      <w:lvlJc w:val="left"/>
+      <w:pPr>
+        <w:ind w:left="5040" w:hanging="360"/>
+      </w:pPr>
+      <w:rPr>
+        <w:rFonts w:ascii="Symbol" w:hAnsi="Symbol" w:hint="default"/>
+      </w:rPr>
+    </w:lvl>
+    <w:lvl w:ilvl="7" w:tplc="2C0A0003" w:tentative="1">
+      <w:start w:val="1"/>
+      <w:numFmt w:val="bullet"/>
+      <w:lvlText w:val="o"/>
+      <w:lvlJc w:val="left"/>
+      <w:pPr>
+        <w:ind w:left="5760" w:hanging="360"/>
+      </w:pPr>
+      <w:rPr>
+        <w:rFonts w:ascii="Courier New" w:hAnsi="Courier New" w:cs="Courier New" w:hint="default"/>
+      </w:rPr>
+    </w:lvl>
+    <w:lvl w:ilvl="8" w:tplc="2C0A0005" w:tentative="1">
+      <w:start w:val="1"/>
+      <w:numFmt w:val="bullet"/>
+      <w:lvlText w:val=""/>
+      <w:lvlJc w:val="left"/>
+      <w:pPr>
+        <w:ind w:left="6480" w:hanging="360"/>
+      </w:pPr>
+      <w:rPr>
+        <w:rFonts w:ascii="Wingdings" w:hAnsi="Wingdings" w:hint="default"/>
+      </w:rPr>
+    </w:lvl>
+  </w:abstractNum>
+  <w:abstractNum w:abstractNumId="45" w15:restartNumberingAfterBreak="0">
     <w:nsid w:val="7E111B3B"/>
     <w:multiLevelType w:val="hybridMultilevel"/>
     <w:tmpl w:val="C9928D86"/>
@@ -7437,28 +9249,28 @@
     </w:lvl>
   </w:abstractNum>
   <w:num w:numId="1">
-    <w:abstractNumId w:val="20"/>
+    <w:abstractNumId w:val="24"/>
   </w:num>
   <w:num w:numId="2">
-    <w:abstractNumId w:val="29"/>
+    <w:abstractNumId w:val="35"/>
   </w:num>
   <w:num w:numId="3">
-    <w:abstractNumId w:val="9"/>
+    <w:abstractNumId w:val="10"/>
   </w:num>
   <w:num w:numId="4">
+    <w:abstractNumId w:val="33"/>
+  </w:num>
+  <w:num w:numId="5">
     <w:abstractNumId w:val="27"/>
   </w:num>
-  <w:num w:numId="5">
-    <w:abstractNumId w:val="22"/>
-  </w:num>
   <w:num w:numId="6">
-    <w:abstractNumId w:val="11"/>
+    <w:abstractNumId w:val="13"/>
   </w:num>
   <w:num w:numId="7">
-    <w:abstractNumId w:val="26"/>
+    <w:abstractNumId w:val="32"/>
   </w:num>
   <w:num w:numId="8">
-    <w:abstractNumId w:val="33"/>
+    <w:abstractNumId w:val="41"/>
   </w:num>
   <w:num w:numId="9">
     <w:abstractNumId w:val="4"/>
@@ -7470,61 +9282,61 @@
     <w:abstractNumId w:val="0"/>
   </w:num>
   <w:num w:numId="12">
-    <w:abstractNumId w:val="12"/>
+    <w:abstractNumId w:val="14"/>
   </w:num>
   <w:num w:numId="13">
-    <w:abstractNumId w:val="8"/>
+    <w:abstractNumId w:val="9"/>
   </w:num>
   <w:num w:numId="14">
     <w:abstractNumId w:val="5"/>
   </w:num>
   <w:num w:numId="15">
-    <w:abstractNumId w:val="28"/>
+    <w:abstractNumId w:val="34"/>
   </w:num>
   <w:num w:numId="16">
-    <w:abstractNumId w:val="18"/>
+    <w:abstractNumId w:val="22"/>
   </w:num>
   <w:num w:numId="17">
     <w:abstractNumId w:val="1"/>
   </w:num>
   <w:num w:numId="18">
-    <w:abstractNumId w:val="13"/>
+    <w:abstractNumId w:val="15"/>
   </w:num>
   <w:num w:numId="19">
-    <w:abstractNumId w:val="17"/>
+    <w:abstractNumId w:val="21"/>
   </w:num>
   <w:num w:numId="20">
-    <w:abstractNumId w:val="16"/>
+    <w:abstractNumId w:val="20"/>
   </w:num>
   <w:num w:numId="21">
-    <w:abstractNumId w:val="34"/>
+    <w:abstractNumId w:val="45"/>
   </w:num>
   <w:num w:numId="22">
-    <w:abstractNumId w:val="32"/>
+    <w:abstractNumId w:val="40"/>
   </w:num>
   <w:num w:numId="23">
+    <w:abstractNumId w:val="23"/>
+  </w:num>
+  <w:num w:numId="24">
     <w:abstractNumId w:val="19"/>
   </w:num>
-  <w:num w:numId="24">
-    <w:abstractNumId w:val="15"/>
-  </w:num>
   <w:num w:numId="25">
-    <w:abstractNumId w:val="14"/>
+    <w:abstractNumId w:val="17"/>
   </w:num>
   <w:num w:numId="26">
     <w:abstractNumId w:val="6"/>
   </w:num>
   <w:num w:numId="27">
-    <w:abstractNumId w:val="24"/>
+    <w:abstractNumId w:val="29"/>
   </w:num>
   <w:num w:numId="28">
-    <w:abstractNumId w:val="10"/>
+    <w:abstractNumId w:val="12"/>
   </w:num>
   <w:num w:numId="29">
-    <w:abstractNumId w:val="30"/>
+    <w:abstractNumId w:val="37"/>
   </w:num>
   <w:num w:numId="30">
-    <w:abstractNumId w:val="23"/>
+    <w:abstractNumId w:val="28"/>
   </w:num>
   <w:num w:numId="31">
     <w:abstractNumId w:val="3"/>
@@ -7533,12 +9345,45 @@
     <w:abstractNumId w:val="2"/>
   </w:num>
   <w:num w:numId="33">
+    <w:abstractNumId w:val="30"/>
+  </w:num>
+  <w:num w:numId="34">
+    <w:abstractNumId w:val="26"/>
+  </w:num>
+  <w:num w:numId="35">
+    <w:abstractNumId w:val="38"/>
+  </w:num>
+  <w:num w:numId="36">
+    <w:abstractNumId w:val="16"/>
+  </w:num>
+  <w:num w:numId="37">
+    <w:abstractNumId w:val="8"/>
+  </w:num>
+  <w:num w:numId="38">
+    <w:abstractNumId w:val="18"/>
+  </w:num>
+  <w:num w:numId="39">
+    <w:abstractNumId w:val="42"/>
+  </w:num>
+  <w:num w:numId="40">
     <w:abstractNumId w:val="25"/>
   </w:num>
-  <w:num w:numId="34">
-    <w:abstractNumId w:val="21"/>
+  <w:num w:numId="41">
+    <w:abstractNumId w:val="43"/>
   </w:num>
-  <w:num w:numId="35">
+  <w:num w:numId="42">
+    <w:abstractNumId w:val="39"/>
+  </w:num>
+  <w:num w:numId="43">
+    <w:abstractNumId w:val="11"/>
+  </w:num>
+  <w:num w:numId="44">
+    <w:abstractNumId w:val="44"/>
+  </w:num>
+  <w:num w:numId="45">
+    <w:abstractNumId w:val="36"/>
+  </w:num>
+  <w:num w:numId="46">
     <w:abstractNumId w:val="31"/>
   </w:num>
 </w:numbering>
